--- a/matching_questions/source.docx
+++ b/matching_questions/source.docx
@@ -347,7 +347,6 @@
               <w:spacing w:after="40"/>
               <w:jc w:val="left"/>
               <w:rPr>
-                <w:rFonts w:hint="cs"/>
                 <w:lang w:bidi="he-IL"/>
               </w:rPr>
             </w:pPr>
@@ -879,22 +878,26 @@
         <w:jc w:val="center"/>
       </w:pPr>
       <w:r>
+        <w:rPr>
+          <w:noProof/>
+        </w:rPr>
         <w:drawing>
-          <wp:inline xmlns:a="http://schemas.openxmlformats.org/drawingml/2006/main" xmlns:pic="http://schemas.openxmlformats.org/drawingml/2006/picture">
+          <wp:inline distT="0" distB="0" distL="0" distR="0" wp14:anchorId="7DC07F94" wp14:editId="5CEB5ED4">
             <wp:extent cx="6190488" cy="3013155"/>
-            <wp:docPr id="522" name="Picture 522"/>
+            <wp:effectExtent l="0" t="0" r="0" b="0"/>
+            <wp:docPr id="557" name="Picture 557"/>
             <wp:cNvGraphicFramePr>
-              <a:graphicFrameLocks noChangeAspect="1"/>
+              <a:graphicFrameLocks xmlns:a="http://schemas.openxmlformats.org/drawingml/2006/main" noChangeAspect="1"/>
             </wp:cNvGraphicFramePr>
-            <a:graphic>
+            <a:graphic xmlns:a="http://schemas.openxmlformats.org/drawingml/2006/main">
               <a:graphicData uri="http://schemas.openxmlformats.org/drawingml/2006/picture">
-                <pic:pic>
+                <pic:pic xmlns:pic="http://schemas.openxmlformats.org/drawingml/2006/picture">
                   <pic:nvPicPr>
-                    <pic:cNvPr id="0" name="image.png"/>
+                    <pic:cNvPr id="0" name="q01_transition_systems_vs_program_graphs.png"/>
                     <pic:cNvPicPr/>
                   </pic:nvPicPr>
                   <pic:blipFill>
-                    <a:blip r:embed="rId43"/>
+                    <a:blip r:embed="rId6"/>
                     <a:stretch>
                       <a:fillRect/>
                     </a:stretch>
@@ -904,7 +907,9 @@
                       <a:off x="0" y="0"/>
                       <a:ext cx="6190488" cy="3013155"/>
                     </a:xfrm>
-                    <a:prstGeom prst="rect"/>
+                    <a:prstGeom prst="rect">
+                      <a:avLst/>
+                    </a:prstGeom>
                   </pic:spPr>
                 </pic:pic>
               </a:graphicData>
@@ -1316,10 +1321,19 @@
       </w:pPr>
       <w:r>
         <w:rPr>
+          <w:rFonts w:hint="cs"/>
           <w:sz w:val="22"/>
           <w:rtl/>
-        </w:rPr>
-        <w:t>א. TS</w:t>
+          <w:lang w:bidi="he-IL"/>
+        </w:rPr>
+        <w:t>א</w:t>
+      </w:r>
+      <w:r>
+        <w:rPr>
+          <w:sz w:val="22"/>
+          <w:rtl/>
+        </w:rPr>
+        <w:t>. TS</w:t>
       </w:r>
       <w:r>
         <w:rPr>
@@ -1342,7 +1356,7 @@
           <w:vertAlign w:val="subscript"/>
           <w:rtl/>
         </w:rPr>
-        <w:t>1</w:t>
+        <w:t>3</w:t>
       </w:r>
       <w:r>
         <w:rPr>
@@ -1402,7 +1416,7 @@
           <w:vertAlign w:val="subscript"/>
           <w:rtl/>
         </w:rPr>
-        <w:t>3</w:t>
+        <w:t>1</w:t>
       </w:r>
     </w:p>
     <w:p>
@@ -1412,10 +1426,19 @@
       </w:pPr>
       <w:r>
         <w:rPr>
+          <w:rFonts w:hint="cs"/>
           <w:sz w:val="22"/>
           <w:rtl/>
-        </w:rPr>
-        <w:t>ב. TS</w:t>
+          <w:lang w:bidi="he-IL"/>
+        </w:rPr>
+        <w:t>ב</w:t>
+      </w:r>
+      <w:r>
+        <w:rPr>
+          <w:sz w:val="22"/>
+          <w:rtl/>
+        </w:rPr>
+        <w:t>. TS</w:t>
       </w:r>
       <w:r>
         <w:rPr>
@@ -1438,7 +1461,7 @@
           <w:vertAlign w:val="subscript"/>
           <w:rtl/>
         </w:rPr>
-        <w:t>3</w:t>
+        <w:t>1</w:t>
       </w:r>
       <w:r>
         <w:rPr>
@@ -1498,7 +1521,7 @@
           <w:vertAlign w:val="subscript"/>
           <w:rtl/>
         </w:rPr>
-        <w:t>1</w:t>
+        <w:t>3</w:t>
       </w:r>
     </w:p>
     <w:p>
@@ -1702,8 +1725,16 @@
         <w:rPr>
           <w:sz w:val="22"/>
           <w:rtl/>
-        </w:rPr>
-        <w:t>ה. TS</w:t>
+          <w:lang w:bidi="he-IL"/>
+        </w:rPr>
+        <w:t>ה</w:t>
+      </w:r>
+      <w:r>
+        <w:rPr>
+          <w:sz w:val="22"/>
+          <w:rtl/>
+        </w:rPr>
+        <w:t>. TS</w:t>
       </w:r>
       <w:r>
         <w:rPr>
@@ -1802,8 +1833,16 @@
         <w:rPr>
           <w:sz w:val="22"/>
           <w:rtl/>
-        </w:rPr>
-        <w:t>ו. TS</w:t>
+          <w:lang w:bidi="he-IL"/>
+        </w:rPr>
+        <w:t>ו</w:t>
+      </w:r>
+      <w:r>
+        <w:rPr>
+          <w:sz w:val="22"/>
+          <w:rtl/>
+        </w:rPr>
+        <w:t>. TS</w:t>
       </w:r>
       <w:r>
         <w:rPr>
@@ -2128,22 +2167,26 @@
         <w:jc w:val="center"/>
       </w:pPr>
       <w:r>
+        <w:rPr>
+          <w:noProof/>
+        </w:rPr>
         <w:drawing>
-          <wp:inline xmlns:a="http://schemas.openxmlformats.org/drawingml/2006/main" xmlns:pic="http://schemas.openxmlformats.org/drawingml/2006/picture">
+          <wp:inline distT="0" distB="0" distL="0" distR="0" wp14:anchorId="4CA1D3D7" wp14:editId="7748BD5D">
             <wp:extent cx="6190488" cy="3239935"/>
-            <wp:docPr id="523" name="Picture 523"/>
+            <wp:effectExtent l="0" t="0" r="0" b="0"/>
+            <wp:docPr id="558" name="Picture 558"/>
             <wp:cNvGraphicFramePr>
-              <a:graphicFrameLocks noChangeAspect="1"/>
+              <a:graphicFrameLocks xmlns:a="http://schemas.openxmlformats.org/drawingml/2006/main" noChangeAspect="1"/>
             </wp:cNvGraphicFramePr>
-            <a:graphic>
+            <a:graphic xmlns:a="http://schemas.openxmlformats.org/drawingml/2006/main">
               <a:graphicData uri="http://schemas.openxmlformats.org/drawingml/2006/picture">
-                <pic:pic>
+                <pic:pic xmlns:pic="http://schemas.openxmlformats.org/drawingml/2006/picture">
                   <pic:nvPicPr>
                     <pic:cNvPr id="0" name="image.png"/>
                     <pic:cNvPicPr/>
                   </pic:nvPicPr>
                   <pic:blipFill>
-                    <a:blip r:embed="rId44"/>
+                    <a:blip r:embed="rId7"/>
                     <a:stretch>
                       <a:fillRect/>
                     </a:stretch>
@@ -2153,7 +2196,9 @@
                       <a:off x="0" y="0"/>
                       <a:ext cx="6190488" cy="3239935"/>
                     </a:xfrm>
-                    <a:prstGeom prst="rect"/>
+                    <a:prstGeom prst="rect">
+                      <a:avLst/>
+                    </a:prstGeom>
                   </pic:spPr>
                 </pic:pic>
               </a:graphicData>
@@ -2932,22 +2977,26 @@
         <w:jc w:val="center"/>
       </w:pPr>
       <w:r>
+        <w:rPr>
+          <w:noProof/>
+        </w:rPr>
         <w:drawing>
-          <wp:inline xmlns:a="http://schemas.openxmlformats.org/drawingml/2006/main" xmlns:pic="http://schemas.openxmlformats.org/drawingml/2006/picture">
+          <wp:inline distT="0" distB="0" distL="0" distR="0" wp14:anchorId="3C9585F5" wp14:editId="4F40D481">
             <wp:extent cx="6190488" cy="3121092"/>
-            <wp:docPr id="524" name="Picture 524"/>
+            <wp:effectExtent l="0" t="0" r="0" b="0"/>
+            <wp:docPr id="559" name="Picture 559"/>
             <wp:cNvGraphicFramePr>
-              <a:graphicFrameLocks noChangeAspect="1"/>
+              <a:graphicFrameLocks xmlns:a="http://schemas.openxmlformats.org/drawingml/2006/main" noChangeAspect="1"/>
             </wp:cNvGraphicFramePr>
-            <a:graphic>
+            <a:graphic xmlns:a="http://schemas.openxmlformats.org/drawingml/2006/main">
               <a:graphicData uri="http://schemas.openxmlformats.org/drawingml/2006/picture">
-                <pic:pic>
+                <pic:pic xmlns:pic="http://schemas.openxmlformats.org/drawingml/2006/picture">
                   <pic:nvPicPr>
                     <pic:cNvPr id="0" name="image.png"/>
                     <pic:cNvPicPr/>
                   </pic:nvPicPr>
                   <pic:blipFill>
-                    <a:blip r:embed="rId45"/>
+                    <a:blip r:embed="rId8"/>
                     <a:stretch>
                       <a:fillRect/>
                     </a:stretch>
@@ -2957,7 +3006,9 @@
                       <a:off x="0" y="0"/>
                       <a:ext cx="6190488" cy="3121092"/>
                     </a:xfrm>
-                    <a:prstGeom prst="rect"/>
+                    <a:prstGeom prst="rect">
+                      <a:avLst/>
+                    </a:prstGeom>
                   </pic:spPr>
                 </pic:pic>
               </a:graphicData>
@@ -4810,13 +4861,11 @@
         <w:jc w:val="left"/>
         <w:rPr>
           <w:sz w:val="18"/>
-          <w:lang/>
         </w:rPr>
       </w:pPr>
       <w:r>
         <w:rPr>
           <w:sz w:val="18"/>
-          <w:lang/>
         </w:rPr>
         <w:t>do</w:t>
       </w:r>
@@ -4829,13 +4878,11 @@
         <w:jc w:val="left"/>
         <w:rPr>
           <w:sz w:val="18"/>
-          <w:lang/>
         </w:rPr>
       </w:pPr>
       <w:r>
         <w:rPr>
           <w:sz w:val="18"/>
-          <w:lang/>
         </w:rPr>
         <w:t>:: x &lt; 2 -&gt;   x := x + 1;</w:t>
       </w:r>
@@ -4848,13 +4895,11 @@
         <w:jc w:val="left"/>
         <w:rPr>
           <w:sz w:val="18"/>
-          <w:lang/>
         </w:rPr>
       </w:pPr>
       <w:r>
         <w:rPr>
           <w:sz w:val="18"/>
-          <w:lang/>
         </w:rPr>
         <w:t>     if</w:t>
       </w:r>
@@ -4866,13 +4911,11 @@
         <w:jc w:val="left"/>
         <w:rPr>
           <w:sz w:val="18"/>
-          <w:lang/>
         </w:rPr>
       </w:pPr>
       <w:r>
         <w:rPr>
           <w:sz w:val="18"/>
-          <w:lang/>
         </w:rPr>
         <w:t>     </w:t>
       </w:r>
@@ -4895,7 +4938,6 @@
       <w:r>
         <w:rPr>
           <w:sz w:val="18"/>
-          <w:lang/>
         </w:rPr>
         <w:t>:: y = 0 -&gt; y := 1</w:t>
       </w:r>
@@ -4908,13 +4950,11 @@
         <w:jc w:val="left"/>
         <w:rPr>
           <w:sz w:val="18"/>
-          <w:lang/>
         </w:rPr>
       </w:pPr>
       <w:r>
         <w:rPr>
           <w:sz w:val="18"/>
-          <w:lang/>
         </w:rPr>
         <w:t>:: y = 1 -&gt; y := 0; z := z + 1</w:t>
       </w:r>
@@ -4927,13 +4967,11 @@
         <w:jc w:val="left"/>
         <w:rPr>
           <w:sz w:val="18"/>
-          <w:lang/>
         </w:rPr>
       </w:pPr>
       <w:r>
         <w:rPr>
           <w:sz w:val="18"/>
-          <w:lang/>
         </w:rPr>
         <w:t>     fi</w:t>
       </w:r>
@@ -4946,13 +4984,11 @@
         <w:jc w:val="left"/>
         <w:rPr>
           <w:sz w:val="18"/>
-          <w:lang/>
         </w:rPr>
       </w:pPr>
       <w:r>
         <w:rPr>
           <w:sz w:val="18"/>
-          <w:lang/>
         </w:rPr>
         <w:t>:: x = 2 -&gt;  atomic{ y := 1; x := x + 1 }</w:t>
       </w:r>
@@ -4964,13 +5000,11 @@
         <w:jc w:val="left"/>
         <w:rPr>
           <w:sz w:val="18"/>
-          <w:lang/>
         </w:rPr>
       </w:pPr>
       <w:r>
         <w:rPr>
           <w:sz w:val="18"/>
-          <w:lang/>
         </w:rPr>
         <w:t>od;</w:t>
       </w:r>
@@ -4986,7 +5020,6 @@
       <w:r>
         <w:rPr>
           <w:sz w:val="18"/>
-          <w:lang/>
         </w:rPr>
         <w:t>z := z + 1</w:t>
       </w:r>
@@ -5009,22 +5042,26 @@
         <w:jc w:val="center"/>
       </w:pPr>
       <w:r>
+        <w:rPr>
+          <w:noProof/>
+        </w:rPr>
         <w:drawing>
-          <wp:inline xmlns:a="http://schemas.openxmlformats.org/drawingml/2006/main" xmlns:pic="http://schemas.openxmlformats.org/drawingml/2006/picture">
+          <wp:inline distT="0" distB="0" distL="0" distR="0" wp14:anchorId="0525442A" wp14:editId="01B4B6EF">
             <wp:extent cx="4434840" cy="3037251"/>
-            <wp:docPr id="525" name="Picture 525"/>
+            <wp:effectExtent l="0" t="0" r="0" b="0"/>
+            <wp:docPr id="560" name="Picture 560"/>
             <wp:cNvGraphicFramePr>
-              <a:graphicFrameLocks noChangeAspect="1"/>
+              <a:graphicFrameLocks xmlns:a="http://schemas.openxmlformats.org/drawingml/2006/main" noChangeAspect="1"/>
             </wp:cNvGraphicFramePr>
-            <a:graphic>
+            <a:graphic xmlns:a="http://schemas.openxmlformats.org/drawingml/2006/main">
               <a:graphicData uri="http://schemas.openxmlformats.org/drawingml/2006/picture">
-                <pic:pic>
+                <pic:pic xmlns:pic="http://schemas.openxmlformats.org/drawingml/2006/picture">
                   <pic:nvPicPr>
                     <pic:cNvPr id="0" name="image.png"/>
                     <pic:cNvPicPr/>
                   </pic:nvPicPr>
                   <pic:blipFill>
-                    <a:blip r:embed="rId46"/>
+                    <a:blip r:embed="rId9"/>
                     <a:stretch>
                       <a:fillRect/>
                     </a:stretch>
@@ -5034,7 +5071,9 @@
                       <a:off x="0" y="0"/>
                       <a:ext cx="4434840" cy="3037251"/>
                     </a:xfrm>
-                    <a:prstGeom prst="rect"/>
+                    <a:prstGeom prst="rect">
+                      <a:avLst/>
+                    </a:prstGeom>
                   </pic:spPr>
                 </pic:pic>
               </a:graphicData>
@@ -5062,22 +5101,26 @@
         <w:jc w:val="center"/>
       </w:pPr>
       <w:r>
+        <w:rPr>
+          <w:noProof/>
+        </w:rPr>
         <w:drawing>
-          <wp:inline xmlns:a="http://schemas.openxmlformats.org/drawingml/2006/main" xmlns:pic="http://schemas.openxmlformats.org/drawingml/2006/picture">
+          <wp:inline distT="0" distB="0" distL="0" distR="0" wp14:anchorId="0CDAA0BB" wp14:editId="3A54D85D">
             <wp:extent cx="4434840" cy="3037251"/>
-            <wp:docPr id="526" name="Picture 526"/>
+            <wp:effectExtent l="0" t="0" r="0" b="0"/>
+            <wp:docPr id="561" name="Picture 561"/>
             <wp:cNvGraphicFramePr>
-              <a:graphicFrameLocks noChangeAspect="1"/>
+              <a:graphicFrameLocks xmlns:a="http://schemas.openxmlformats.org/drawingml/2006/main" noChangeAspect="1"/>
             </wp:cNvGraphicFramePr>
-            <a:graphic>
+            <a:graphic xmlns:a="http://schemas.openxmlformats.org/drawingml/2006/main">
               <a:graphicData uri="http://schemas.openxmlformats.org/drawingml/2006/picture">
-                <pic:pic>
+                <pic:pic xmlns:pic="http://schemas.openxmlformats.org/drawingml/2006/picture">
                   <pic:nvPicPr>
                     <pic:cNvPr id="0" name="image.png"/>
                     <pic:cNvPicPr/>
                   </pic:nvPicPr>
                   <pic:blipFill>
-                    <a:blip r:embed="rId47"/>
+                    <a:blip r:embed="rId10"/>
                     <a:stretch>
                       <a:fillRect/>
                     </a:stretch>
@@ -5087,7 +5130,9 @@
                       <a:off x="0" y="0"/>
                       <a:ext cx="4434840" cy="3037251"/>
                     </a:xfrm>
-                    <a:prstGeom prst="rect"/>
+                    <a:prstGeom prst="rect">
+                      <a:avLst/>
+                    </a:prstGeom>
                   </pic:spPr>
                 </pic:pic>
               </a:graphicData>
@@ -5114,22 +5159,26 @@
         <w:jc w:val="center"/>
       </w:pPr>
       <w:r>
+        <w:rPr>
+          <w:noProof/>
+        </w:rPr>
         <w:drawing>
-          <wp:inline xmlns:a="http://schemas.openxmlformats.org/drawingml/2006/main" xmlns:pic="http://schemas.openxmlformats.org/drawingml/2006/picture">
+          <wp:inline distT="0" distB="0" distL="0" distR="0" wp14:anchorId="63FD3B9E" wp14:editId="04E51723">
             <wp:extent cx="4434840" cy="3037251"/>
-            <wp:docPr id="527" name="Picture 527"/>
+            <wp:effectExtent l="0" t="0" r="0" b="0"/>
+            <wp:docPr id="562" name="Picture 562"/>
             <wp:cNvGraphicFramePr>
-              <a:graphicFrameLocks noChangeAspect="1"/>
+              <a:graphicFrameLocks xmlns:a="http://schemas.openxmlformats.org/drawingml/2006/main" noChangeAspect="1"/>
             </wp:cNvGraphicFramePr>
-            <a:graphic>
+            <a:graphic xmlns:a="http://schemas.openxmlformats.org/drawingml/2006/main">
               <a:graphicData uri="http://schemas.openxmlformats.org/drawingml/2006/picture">
-                <pic:pic>
+                <pic:pic xmlns:pic="http://schemas.openxmlformats.org/drawingml/2006/picture">
                   <pic:nvPicPr>
                     <pic:cNvPr id="0" name="image.png"/>
                     <pic:cNvPicPr/>
                   </pic:nvPicPr>
                   <pic:blipFill>
-                    <a:blip r:embed="rId48"/>
+                    <a:blip r:embed="rId11"/>
                     <a:stretch>
                       <a:fillRect/>
                     </a:stretch>
@@ -5139,7 +5188,9 @@
                       <a:off x="0" y="0"/>
                       <a:ext cx="4434840" cy="3037251"/>
                     </a:xfrm>
-                    <a:prstGeom prst="rect"/>
+                    <a:prstGeom prst="rect">
+                      <a:avLst/>
+                    </a:prstGeom>
                   </pic:spPr>
                 </pic:pic>
               </a:graphicData>
@@ -5167,22 +5218,26 @@
         <w:jc w:val="center"/>
       </w:pPr>
       <w:r>
+        <w:rPr>
+          <w:noProof/>
+        </w:rPr>
         <w:drawing>
-          <wp:inline xmlns:a="http://schemas.openxmlformats.org/drawingml/2006/main" xmlns:pic="http://schemas.openxmlformats.org/drawingml/2006/picture">
+          <wp:inline distT="0" distB="0" distL="0" distR="0" wp14:anchorId="63B53B0E" wp14:editId="3AA781C5">
             <wp:extent cx="4434840" cy="2978818"/>
-            <wp:docPr id="528" name="Picture 528"/>
+            <wp:effectExtent l="0" t="0" r="0" b="0"/>
+            <wp:docPr id="563" name="Picture 563"/>
             <wp:cNvGraphicFramePr>
-              <a:graphicFrameLocks noChangeAspect="1"/>
+              <a:graphicFrameLocks xmlns:a="http://schemas.openxmlformats.org/drawingml/2006/main" noChangeAspect="1"/>
             </wp:cNvGraphicFramePr>
-            <a:graphic>
+            <a:graphic xmlns:a="http://schemas.openxmlformats.org/drawingml/2006/main">
               <a:graphicData uri="http://schemas.openxmlformats.org/drawingml/2006/picture">
-                <pic:pic>
+                <pic:pic xmlns:pic="http://schemas.openxmlformats.org/drawingml/2006/picture">
                   <pic:nvPicPr>
                     <pic:cNvPr id="0" name="image.png"/>
                     <pic:cNvPicPr/>
                   </pic:nvPicPr>
                   <pic:blipFill>
-                    <a:blip r:embed="rId49"/>
+                    <a:blip r:embed="rId12"/>
                     <a:stretch>
                       <a:fillRect/>
                     </a:stretch>
@@ -5192,7 +5247,9 @@
                       <a:off x="0" y="0"/>
                       <a:ext cx="4434840" cy="2978818"/>
                     </a:xfrm>
-                    <a:prstGeom prst="rect"/>
+                    <a:prstGeom prst="rect">
+                      <a:avLst/>
+                    </a:prstGeom>
                   </pic:spPr>
                 </pic:pic>
               </a:graphicData>
@@ -5203,25 +5260,42 @@
     </w:p>
     <w:p>
       <w:pPr>
+        <w:keepNext/>
+        <w:spacing w:after="40"/>
+        <w:jc w:val="left"/>
+      </w:pPr>
+      <w:r>
+        <w:rPr>
+          <w:rtl/>
+        </w:rPr>
+        <w:t xml:space="preserve">ה. </w:t>
+      </w:r>
+    </w:p>
+    <w:p>
+      <w:pPr>
         <w:jc w:val="center"/>
       </w:pPr>
       <w:r>
+        <w:rPr>
+          <w:noProof/>
+        </w:rPr>
         <w:drawing>
-          <wp:inline xmlns:a="http://schemas.openxmlformats.org/drawingml/2006/main" xmlns:pic="http://schemas.openxmlformats.org/drawingml/2006/picture">
+          <wp:inline distT="0" distB="0" distL="0" distR="0" wp14:anchorId="0BFB7369" wp14:editId="48872802">
             <wp:extent cx="4434840" cy="2978818"/>
-            <wp:docPr id="423" name="Picture 423"/>
+            <wp:effectExtent l="0" t="0" r="0" b="0"/>
+            <wp:docPr id="564" name="Picture 564"/>
             <wp:cNvGraphicFramePr>
-              <a:graphicFrameLocks noChangeAspect="1"/>
+              <a:graphicFrameLocks xmlns:a="http://schemas.openxmlformats.org/drawingml/2006/main" noChangeAspect="1"/>
             </wp:cNvGraphicFramePr>
-            <a:graphic>
+            <a:graphic xmlns:a="http://schemas.openxmlformats.org/drawingml/2006/main">
               <a:graphicData uri="http://schemas.openxmlformats.org/drawingml/2006/picture">
-                <pic:pic>
+                <pic:pic xmlns:pic="http://schemas.openxmlformats.org/drawingml/2006/picture">
                   <pic:nvPicPr>
                     <pic:cNvPr id="0" name="image.png"/>
                     <pic:cNvPicPr/>
                   </pic:nvPicPr>
                   <pic:blipFill>
-                    <a:blip r:embed="rId49"/>
+                    <a:blip r:embed="rId13"/>
                     <a:stretch>
                       <a:fillRect/>
                     </a:stretch>
@@ -5231,7 +5305,9 @@
                       <a:off x="0" y="0"/>
                       <a:ext cx="4434840" cy="2978818"/>
                     </a:xfrm>
-                    <a:prstGeom prst="rect"/>
+                    <a:prstGeom prst="rect">
+                      <a:avLst/>
+                    </a:prstGeom>
                   </pic:spPr>
                 </pic:pic>
               </a:graphicData>
@@ -5245,12 +5321,20 @@
         <w:keepNext/>
         <w:spacing w:after="40"/>
         <w:jc w:val="left"/>
-      </w:pPr>
-      <w:r>
-        <w:rPr>
-          <w:rtl/>
-        </w:rPr>
-        <w:t xml:space="preserve">ה. </w:t>
+        <w:rPr>
+          <w:rFonts w:ascii="Courier New" w:hAnsi="Courier New" w:cs="Courier New"/>
+          <w:sz w:val="18"/>
+          <w:vertAlign w:val="subscript"/>
+          <w:rtl/>
+          <w:lang w:bidi="he-IL"/>
+        </w:rPr>
+      </w:pPr>
+      <w:r>
+        <w:rPr>
+          <w:rtl/>
+        </w:rPr>
+        <w:lastRenderedPageBreak/>
+        <w:t xml:space="preserve">ו. </w:t>
       </w:r>
     </w:p>
     <w:p>
@@ -5258,82 +5342,26 @@
         <w:jc w:val="center"/>
       </w:pPr>
       <w:r>
+        <w:rPr>
+          <w:noProof/>
+        </w:rPr>
         <w:drawing>
-          <wp:inline xmlns:a="http://schemas.openxmlformats.org/drawingml/2006/main" xmlns:pic="http://schemas.openxmlformats.org/drawingml/2006/picture">
-            <wp:extent cx="4434840" cy="2978818"/>
-            <wp:docPr id="529" name="Picture 529"/>
+          <wp:inline distT="0" distB="0" distL="0" distR="0" wp14:anchorId="0416BCA8" wp14:editId="77502A08">
+            <wp:extent cx="4434840" cy="3037251"/>
+            <wp:effectExtent l="0" t="0" r="0" b="0"/>
+            <wp:docPr id="565" name="Picture 565"/>
             <wp:cNvGraphicFramePr>
-              <a:graphicFrameLocks noChangeAspect="1"/>
+              <a:graphicFrameLocks xmlns:a="http://schemas.openxmlformats.org/drawingml/2006/main" noChangeAspect="1"/>
             </wp:cNvGraphicFramePr>
-            <a:graphic>
+            <a:graphic xmlns:a="http://schemas.openxmlformats.org/drawingml/2006/main">
               <a:graphicData uri="http://schemas.openxmlformats.org/drawingml/2006/picture">
-                <pic:pic>
+                <pic:pic xmlns:pic="http://schemas.openxmlformats.org/drawingml/2006/picture">
                   <pic:nvPicPr>
                     <pic:cNvPr id="0" name="image.png"/>
                     <pic:cNvPicPr/>
                   </pic:nvPicPr>
                   <pic:blipFill>
-                    <a:blip r:embed="rId50"/>
-                    <a:stretch>
-                      <a:fillRect/>
-                    </a:stretch>
-                  </pic:blipFill>
-                  <pic:spPr>
-                    <a:xfrm>
-                      <a:off x="0" y="0"/>
-                      <a:ext cx="4434840" cy="2978818"/>
-                    </a:xfrm>
-                    <a:prstGeom prst="rect"/>
-                  </pic:spPr>
-                </pic:pic>
-              </a:graphicData>
-            </a:graphic>
-          </wp:inline>
-        </w:drawing>
-      </w:r>
-    </w:p>
-    <w:p>
-      <w:pPr>
-        <w:keepNext/>
-        <w:spacing w:after="40"/>
-        <w:jc w:val="left"/>
-        <w:rPr>
-          <w:rFonts w:ascii="Courier New" w:hAnsi="Courier New" w:cs="Courier New"/>
-          <w:sz w:val="18"/>
-          <w:vertAlign w:val="subscript"/>
-          <w:rtl/>
-          <w:lang w:bidi="he-IL"/>
-        </w:rPr>
-      </w:pPr>
-      <w:r>
-        <w:rPr>
-          <w:rtl/>
-        </w:rPr>
-        <w:lastRenderedPageBreak/>
-        <w:t xml:space="preserve">ו. </w:t>
-      </w:r>
-    </w:p>
-    <w:p>
-      <w:pPr>
-        <w:jc w:val="center"/>
-      </w:pPr>
-      <w:r>
-        <w:drawing>
-          <wp:inline xmlns:a="http://schemas.openxmlformats.org/drawingml/2006/main" xmlns:pic="http://schemas.openxmlformats.org/drawingml/2006/picture">
-            <wp:extent cx="4434840" cy="3037251"/>
-            <wp:docPr id="530" name="Picture 530"/>
-            <wp:cNvGraphicFramePr>
-              <a:graphicFrameLocks noChangeAspect="1"/>
-            </wp:cNvGraphicFramePr>
-            <a:graphic>
-              <a:graphicData uri="http://schemas.openxmlformats.org/drawingml/2006/picture">
-                <pic:pic>
-                  <pic:nvPicPr>
-                    <pic:cNvPr id="0" name="image.png"/>
-                    <pic:cNvPicPr/>
-                  </pic:nvPicPr>
-                  <pic:blipFill>
-                    <a:blip r:embed="rId51"/>
+                    <a:blip r:embed="rId14"/>
                     <a:stretch>
                       <a:fillRect/>
                     </a:stretch>
@@ -5343,7 +5371,9 @@
                       <a:off x="0" y="0"/>
                       <a:ext cx="4434840" cy="3037251"/>
                     </a:xfrm>
-                    <a:prstGeom prst="rect"/>
+                    <a:prstGeom prst="rect">
+                      <a:avLst/>
+                    </a:prstGeom>
                   </pic:spPr>
                 </pic:pic>
               </a:graphicData>
@@ -5647,22 +5677,26 @@
         <w:jc w:val="center"/>
       </w:pPr>
       <w:r>
+        <w:rPr>
+          <w:noProof/>
+        </w:rPr>
         <w:drawing>
-          <wp:inline xmlns:a="http://schemas.openxmlformats.org/drawingml/2006/main" xmlns:pic="http://schemas.openxmlformats.org/drawingml/2006/picture">
+          <wp:inline distT="0" distB="0" distL="0" distR="0" wp14:anchorId="59696D2A" wp14:editId="3C8DD2A1">
             <wp:extent cx="6190488" cy="1109630"/>
-            <wp:docPr id="531" name="Picture 531"/>
+            <wp:effectExtent l="0" t="0" r="0" b="0"/>
+            <wp:docPr id="566" name="Picture 566"/>
             <wp:cNvGraphicFramePr>
-              <a:graphicFrameLocks noChangeAspect="1"/>
+              <a:graphicFrameLocks xmlns:a="http://schemas.openxmlformats.org/drawingml/2006/main" noChangeAspect="1"/>
             </wp:cNvGraphicFramePr>
-            <a:graphic>
+            <a:graphic xmlns:a="http://schemas.openxmlformats.org/drawingml/2006/main">
               <a:graphicData uri="http://schemas.openxmlformats.org/drawingml/2006/picture">
-                <pic:pic>
+                <pic:pic xmlns:pic="http://schemas.openxmlformats.org/drawingml/2006/picture">
                   <pic:nvPicPr>
                     <pic:cNvPr id="0" name="image.png"/>
                     <pic:cNvPicPr/>
                   </pic:nvPicPr>
                   <pic:blipFill>
-                    <a:blip r:embed="rId52"/>
+                    <a:blip r:embed="rId15"/>
                     <a:stretch>
                       <a:fillRect/>
                     </a:stretch>
@@ -5672,7 +5706,9 @@
                       <a:off x="0" y="0"/>
                       <a:ext cx="6190488" cy="1109630"/>
                     </a:xfrm>
-                    <a:prstGeom prst="rect"/>
+                    <a:prstGeom prst="rect">
+                      <a:avLst/>
+                    </a:prstGeom>
                   </pic:spPr>
                 </pic:pic>
               </a:graphicData>
@@ -5685,522 +5721,452 @@
       <w:pPr>
         <w:jc w:val="center"/>
       </w:pPr>
-      <w:r>
+    </w:p>
+    <w:p>
+      <w:pPr>
+        <w:spacing w:after="80"/>
+        <w:jc w:val="left"/>
+      </w:pPr>
+      <w:r>
+        <w:rPr>
+          <w:sz w:val="22"/>
+          <w:rtl/>
+          <w:lang w:bidi="he-IL"/>
+        </w:rPr>
+        <w:t>נניח</w:t>
+      </w:r>
+      <w:r>
+        <w:rPr>
+          <w:sz w:val="22"/>
+          <w:rtl/>
+        </w:rPr>
+        <w:t xml:space="preserve"> </w:t>
+      </w:r>
+      <w:r>
+        <w:rPr>
+          <w:sz w:val="22"/>
+          <w:rtl/>
+          <w:lang w:bidi="he-IL"/>
+        </w:rPr>
+        <w:t>כי</w:t>
+      </w:r>
+      <w:r>
+        <w:rPr>
+          <w:sz w:val="22"/>
+          <w:rtl/>
+        </w:rPr>
+        <w:t xml:space="preserve"> </w:t>
+      </w:r>
+      <w:r>
+        <w:rPr>
+          <w:sz w:val="22"/>
+          <w:rtl/>
+          <w:lang w:bidi="he-IL"/>
+        </w:rPr>
+        <w:t>שני</w:t>
+      </w:r>
+      <w:r>
+        <w:rPr>
+          <w:sz w:val="22"/>
+          <w:rtl/>
+        </w:rPr>
+        <w:t xml:space="preserve"> </w:t>
+      </w:r>
+      <w:r>
+        <w:rPr>
+          <w:sz w:val="22"/>
+          <w:rtl/>
+          <w:lang w:bidi="he-IL"/>
+        </w:rPr>
+        <w:t>הערוצים</w:t>
+      </w:r>
+      <w:r>
+        <w:rPr>
+          <w:sz w:val="22"/>
+          <w:rtl/>
+        </w:rPr>
+        <w:t xml:space="preserve"> </w:t>
+      </w:r>
+      <w:r>
+        <w:rPr>
+          <w:sz w:val="22"/>
+          <w:rtl/>
+          <w:lang w:bidi="he-IL"/>
+        </w:rPr>
+        <w:t>מתחילים</w:t>
+      </w:r>
+      <w:r>
+        <w:rPr>
+          <w:sz w:val="22"/>
+          <w:rtl/>
+        </w:rPr>
+        <w:t xml:space="preserve"> </w:t>
+      </w:r>
+      <w:r>
+        <w:rPr>
+          <w:sz w:val="22"/>
+          <w:rtl/>
+          <w:lang w:bidi="he-IL"/>
+        </w:rPr>
+        <w:t>ריקים</w:t>
+      </w:r>
+      <w:r>
+        <w:rPr>
+          <w:sz w:val="22"/>
+          <w:rtl/>
+        </w:rPr>
+        <w:t xml:space="preserve">, </w:t>
+      </w:r>
+      <w:r>
+        <w:rPr>
+          <w:sz w:val="22"/>
+          <w:rtl/>
+          <w:lang w:bidi="he-IL"/>
+        </w:rPr>
+        <w:t>המשתנה</w:t>
+      </w:r>
+      <w:r>
+        <w:rPr>
+          <w:sz w:val="22"/>
+          <w:rtl/>
+        </w:rPr>
+        <w:t xml:space="preserve"> x </w:t>
+      </w:r>
+      <w:r>
+        <w:rPr>
+          <w:sz w:val="22"/>
+          <w:rtl/>
+          <w:lang w:bidi="he-IL"/>
+        </w:rPr>
+        <w:t>אינו</w:t>
+      </w:r>
+      <w:r>
+        <w:rPr>
+          <w:sz w:val="22"/>
+          <w:rtl/>
+        </w:rPr>
+        <w:t xml:space="preserve"> </w:t>
+      </w:r>
+      <w:r>
+        <w:rPr>
+          <w:sz w:val="22"/>
+          <w:rtl/>
+          <w:lang w:bidi="he-IL"/>
+        </w:rPr>
+        <w:t>מאותחל</w:t>
+      </w:r>
+      <w:r>
+        <w:rPr>
+          <w:sz w:val="22"/>
+          <w:rtl/>
+        </w:rPr>
+        <w:t xml:space="preserve"> </w:t>
+      </w:r>
+      <w:r>
+        <w:rPr>
+          <w:sz w:val="22"/>
+          <w:rtl/>
+          <w:lang w:bidi="he-IL"/>
+        </w:rPr>
+        <w:t>מראש</w:t>
+      </w:r>
+      <w:r>
+        <w:rPr>
+          <w:sz w:val="22"/>
+          <w:rtl/>
+        </w:rPr>
+        <w:t xml:space="preserve">, </w:t>
+      </w:r>
+      <w:r>
+        <w:rPr>
+          <w:sz w:val="22"/>
+          <w:rtl/>
+          <w:lang w:bidi="he-IL"/>
+        </w:rPr>
+        <w:t>ועוצרים</w:t>
+      </w:r>
+      <w:r>
+        <w:rPr>
+          <w:sz w:val="22"/>
+          <w:rtl/>
+        </w:rPr>
+        <w:t xml:space="preserve"> </w:t>
+      </w:r>
+      <w:r>
+        <w:rPr>
+          <w:sz w:val="22"/>
+          <w:rtl/>
+          <w:lang w:bidi="he-IL"/>
+        </w:rPr>
+        <w:t>ברגע</w:t>
+      </w:r>
+      <w:r>
+        <w:rPr>
+          <w:sz w:val="22"/>
+          <w:rtl/>
+        </w:rPr>
+        <w:t xml:space="preserve"> </w:t>
+      </w:r>
+      <w:r>
+        <w:rPr>
+          <w:sz w:val="22"/>
+          <w:rtl/>
+          <w:lang w:bidi="he-IL"/>
+        </w:rPr>
+        <w:t>שמגיעים</w:t>
+      </w:r>
+      <w:r>
+        <w:rPr>
+          <w:sz w:val="22"/>
+          <w:rtl/>
+        </w:rPr>
+        <w:t xml:space="preserve"> </w:t>
+      </w:r>
+      <w:r>
+        <w:rPr>
+          <w:sz w:val="22"/>
+          <w:rtl/>
+          <w:lang w:bidi="he-IL"/>
+        </w:rPr>
+        <w:t>למצב</w:t>
+      </w:r>
+      <w:r>
+        <w:rPr>
+          <w:sz w:val="22"/>
+          <w:rtl/>
+        </w:rPr>
+        <w:t xml:space="preserve"> </w:t>
+      </w:r>
+      <w:r>
+        <w:rPr>
+          <w:sz w:val="22"/>
+          <w:rtl/>
+          <w:lang w:bidi="he-IL"/>
+        </w:rPr>
+        <w:t>ללא</w:t>
+      </w:r>
+      <w:r>
+        <w:rPr>
+          <w:sz w:val="22"/>
+          <w:rtl/>
+        </w:rPr>
+        <w:t xml:space="preserve"> </w:t>
+      </w:r>
+      <w:r>
+        <w:rPr>
+          <w:sz w:val="22"/>
+          <w:rtl/>
+          <w:lang w:bidi="he-IL"/>
+        </w:rPr>
+        <w:t>מוצא</w:t>
+      </w:r>
+      <w:r>
+        <w:rPr>
+          <w:sz w:val="22"/>
+          <w:rtl/>
+        </w:rPr>
+        <w:t>.</w:t>
+      </w:r>
+    </w:p>
+    <w:p>
+      <w:pPr>
+        <w:spacing w:after="160"/>
+        <w:jc w:val="left"/>
+      </w:pPr>
+    </w:p>
+    <w:p>
+      <w:pPr>
+        <w:spacing w:after="40"/>
+        <w:jc w:val="left"/>
+      </w:pPr>
+      <w:r>
+        <w:rPr>
+          <w:sz w:val="22"/>
+          <w:rtl/>
+          <w:lang w:bidi="he-IL"/>
+        </w:rPr>
+        <w:t>א</w:t>
+      </w:r>
+      <w:r>
+        <w:rPr>
+          <w:sz w:val="22"/>
+          <w:rtl/>
+        </w:rPr>
+        <w:t>. {2, 3}</w:t>
+      </w:r>
+    </w:p>
+    <w:p>
+      <w:pPr>
+        <w:spacing w:after="40"/>
+        <w:jc w:val="left"/>
+      </w:pPr>
+      <w:r>
+        <w:rPr>
+          <w:sz w:val="22"/>
+          <w:rtl/>
+          <w:lang w:bidi="he-IL"/>
+        </w:rPr>
+        <w:t>ב</w:t>
+      </w:r>
+      <w:r>
+        <w:rPr>
+          <w:sz w:val="22"/>
+          <w:rtl/>
+        </w:rPr>
+        <w:t>. {1, 2}</w:t>
+      </w:r>
+    </w:p>
+    <w:p>
+      <w:pPr>
+        <w:spacing w:after="40"/>
+        <w:jc w:val="left"/>
+      </w:pPr>
+      <w:r>
+        <w:rPr>
+          <w:sz w:val="22"/>
+          <w:rtl/>
+          <w:lang w:bidi="he-IL"/>
+        </w:rPr>
+        <w:t>ג</w:t>
+      </w:r>
+      <w:r>
+        <w:rPr>
+          <w:sz w:val="22"/>
+          <w:rtl/>
+        </w:rPr>
+        <w:t>. {1, 3}</w:t>
+      </w:r>
+    </w:p>
+    <w:p>
+      <w:pPr>
+        <w:spacing w:after="40"/>
+        <w:jc w:val="left"/>
+      </w:pPr>
+      <w:r>
+        <w:rPr>
+          <w:sz w:val="22"/>
+          <w:rtl/>
+          <w:lang w:bidi="he-IL"/>
+        </w:rPr>
+        <w:t>ד</w:t>
+      </w:r>
+      <w:r>
+        <w:rPr>
+          <w:sz w:val="22"/>
+          <w:rtl/>
+        </w:rPr>
+        <w:t>. {3}</w:t>
+      </w:r>
+    </w:p>
+    <w:p>
+      <w:pPr>
+        <w:spacing w:after="40"/>
+        <w:jc w:val="left"/>
+      </w:pPr>
+      <w:r>
+        <w:rPr>
+          <w:sz w:val="22"/>
+          <w:rtl/>
+          <w:lang w:bidi="he-IL"/>
+        </w:rPr>
+        <w:t>ה</w:t>
+      </w:r>
+      <w:r>
+        <w:rPr>
+          <w:sz w:val="22"/>
+          <w:rtl/>
+        </w:rPr>
+        <w:t>. {1, 2, 3}</w:t>
+      </w:r>
+    </w:p>
+    <w:p>
+      <w:pPr>
+        <w:spacing w:after="40"/>
+        <w:jc w:val="left"/>
+        <w:rPr>
+          <w:rFonts w:ascii="Courier New" w:hAnsi="Courier New" w:cs="Courier New"/>
+          <w:sz w:val="22"/>
+        </w:rPr>
+      </w:pPr>
+      <w:r>
+        <w:rPr>
+          <w:sz w:val="22"/>
+          <w:rtl/>
+          <w:lang w:bidi="he-IL"/>
+        </w:rPr>
+        <w:t>ו</w:t>
+      </w:r>
+      <w:r>
+        <w:rPr>
+          <w:sz w:val="22"/>
+          <w:rtl/>
+        </w:rPr>
+        <w:t>. {1}</w:t>
+      </w:r>
+    </w:p>
+    <w:p>
+      <w:pPr>
+        <w:bidi w:val="0"/>
+        <w:jc w:val="left"/>
+        <w:rPr>
+          <w:rFonts w:ascii="Courier New" w:hAnsi="Courier New" w:cs="Courier New"/>
+          <w:sz w:val="22"/>
+        </w:rPr>
+      </w:pPr>
+    </w:p>
+    <w:p>
+      <w:pPr>
+        <w:pageBreakBefore/>
+        <w:spacing w:after="40"/>
+        <w:jc w:val="left"/>
+        <w:rPr>
+          <w:b/>
+          <w:rtl/>
+          <w:lang w:bidi="he-IL"/>
+        </w:rPr>
+      </w:pPr>
+      <w:r>
+        <w:rPr>
+          <w:b/>
+          <w:rtl/>
+        </w:rPr>
+        <w:lastRenderedPageBreak/>
+        <w:t xml:space="preserve">6. </w:t>
+      </w:r>
+      <w:r>
+        <w:rPr>
+          <w:b/>
+          <w:rtl/>
+          <w:lang w:bidi="he-IL"/>
+        </w:rPr>
+        <w:t>נגדיר גרסה חלופית של פריסת ננו־פרומלה על ידי החלפת סעיפי ההגדרה וכללי הגזירה הבאים:</w:t>
+      </w:r>
+    </w:p>
+    <w:p>
+      <w:pPr>
+        <w:jc w:val="center"/>
+      </w:pPr>
+      <w:r>
+        <w:rPr>
+          <w:noProof/>
+        </w:rPr>
         <w:drawing>
-          <wp:inline xmlns:a="http://schemas.openxmlformats.org/drawingml/2006/main" xmlns:pic="http://schemas.openxmlformats.org/drawingml/2006/picture">
-            <wp:extent cx="6190488" cy="1109630"/>
-            <wp:docPr id="426" name="Picture 426"/>
+          <wp:inline distT="0" distB="0" distL="0" distR="0" wp14:anchorId="23BE51A6" wp14:editId="574F1336">
+            <wp:extent cx="6190488" cy="2314515"/>
+            <wp:effectExtent l="0" t="0" r="0" b="0"/>
+            <wp:docPr id="567" name="Picture 567"/>
             <wp:cNvGraphicFramePr>
-              <a:graphicFrameLocks noChangeAspect="1"/>
+              <a:graphicFrameLocks xmlns:a="http://schemas.openxmlformats.org/drawingml/2006/main" noChangeAspect="1"/>
             </wp:cNvGraphicFramePr>
-            <a:graphic>
+            <a:graphic xmlns:a="http://schemas.openxmlformats.org/drawingml/2006/main">
               <a:graphicData uri="http://schemas.openxmlformats.org/drawingml/2006/picture">
-                <pic:pic>
+                <pic:pic xmlns:pic="http://schemas.openxmlformats.org/drawingml/2006/picture">
                   <pic:nvPicPr>
                     <pic:cNvPr id="0" name="image.png"/>
                     <pic:cNvPicPr/>
                   </pic:nvPicPr>
                   <pic:blipFill>
-                    <a:blip r:embed="rId52"/>
-                    <a:stretch>
-                      <a:fillRect/>
-                    </a:stretch>
-                  </pic:blipFill>
-                  <pic:spPr>
-                    <a:xfrm>
-                      <a:off x="0" y="0"/>
-                      <a:ext cx="6190488" cy="1109630"/>
-                    </a:xfrm>
-                    <a:prstGeom prst="rect"/>
-                  </pic:spPr>
-                </pic:pic>
-              </a:graphicData>
-            </a:graphic>
-          </wp:inline>
-        </w:drawing>
-      </w:r>
-    </w:p>
-    <w:p>
-      <w:pPr>
-        <w:spacing w:after="80"/>
-        <w:jc w:val="left"/>
-      </w:pPr>
-      <w:r>
-        <w:rPr>
-          <w:sz w:val="22"/>
-          <w:rtl/>
-          <w:lang w:bidi="he-IL"/>
-        </w:rPr>
-        <w:t>נניח</w:t>
-      </w:r>
-      <w:r>
-        <w:rPr>
-          <w:sz w:val="22"/>
-          <w:rtl/>
-        </w:rPr>
-        <w:t xml:space="preserve"> </w:t>
-      </w:r>
-      <w:r>
-        <w:rPr>
-          <w:sz w:val="22"/>
-          <w:rtl/>
-          <w:lang w:bidi="he-IL"/>
-        </w:rPr>
-        <w:t>כי</w:t>
-      </w:r>
-      <w:r>
-        <w:rPr>
-          <w:sz w:val="22"/>
-          <w:rtl/>
-        </w:rPr>
-        <w:t xml:space="preserve"> </w:t>
-      </w:r>
-      <w:r>
-        <w:rPr>
-          <w:sz w:val="22"/>
-          <w:rtl/>
-          <w:lang w:bidi="he-IL"/>
-        </w:rPr>
-        <w:t>שני</w:t>
-      </w:r>
-      <w:r>
-        <w:rPr>
-          <w:sz w:val="22"/>
-          <w:rtl/>
-        </w:rPr>
-        <w:t xml:space="preserve"> </w:t>
-      </w:r>
-      <w:r>
-        <w:rPr>
-          <w:sz w:val="22"/>
-          <w:rtl/>
-          <w:lang w:bidi="he-IL"/>
-        </w:rPr>
-        <w:t>הערוצים</w:t>
-      </w:r>
-      <w:r>
-        <w:rPr>
-          <w:sz w:val="22"/>
-          <w:rtl/>
-        </w:rPr>
-        <w:t xml:space="preserve"> </w:t>
-      </w:r>
-      <w:r>
-        <w:rPr>
-          <w:sz w:val="22"/>
-          <w:rtl/>
-          <w:lang w:bidi="he-IL"/>
-        </w:rPr>
-        <w:t>מתחילים</w:t>
-      </w:r>
-      <w:r>
-        <w:rPr>
-          <w:sz w:val="22"/>
-          <w:rtl/>
-        </w:rPr>
-        <w:t xml:space="preserve"> </w:t>
-      </w:r>
-      <w:r>
-        <w:rPr>
-          <w:sz w:val="22"/>
-          <w:rtl/>
-          <w:lang w:bidi="he-IL"/>
-        </w:rPr>
-        <w:t>ריקים</w:t>
-      </w:r>
-      <w:r>
-        <w:rPr>
-          <w:sz w:val="22"/>
-          <w:rtl/>
-        </w:rPr>
-        <w:t xml:space="preserve">, </w:t>
-      </w:r>
-      <w:r>
-        <w:rPr>
-          <w:sz w:val="22"/>
-          <w:rtl/>
-          <w:lang w:bidi="he-IL"/>
-        </w:rPr>
-        <w:t>המשתנה</w:t>
-      </w:r>
-      <w:r>
-        <w:rPr>
-          <w:sz w:val="22"/>
-          <w:rtl/>
-        </w:rPr>
-        <w:t xml:space="preserve"> x </w:t>
-      </w:r>
-      <w:r>
-        <w:rPr>
-          <w:sz w:val="22"/>
-          <w:rtl/>
-          <w:lang w:bidi="he-IL"/>
-        </w:rPr>
-        <w:t>אינו</w:t>
-      </w:r>
-      <w:r>
-        <w:rPr>
-          <w:sz w:val="22"/>
-          <w:rtl/>
-        </w:rPr>
-        <w:t xml:space="preserve"> </w:t>
-      </w:r>
-      <w:r>
-        <w:rPr>
-          <w:sz w:val="22"/>
-          <w:rtl/>
-          <w:lang w:bidi="he-IL"/>
-        </w:rPr>
-        <w:t>מאותחל</w:t>
-      </w:r>
-      <w:r>
-        <w:rPr>
-          <w:sz w:val="22"/>
-          <w:rtl/>
-        </w:rPr>
-        <w:t xml:space="preserve"> </w:t>
-      </w:r>
-      <w:r>
-        <w:rPr>
-          <w:sz w:val="22"/>
-          <w:rtl/>
-          <w:lang w:bidi="he-IL"/>
-        </w:rPr>
-        <w:t>מראש</w:t>
-      </w:r>
-      <w:r>
-        <w:rPr>
-          <w:sz w:val="22"/>
-          <w:rtl/>
-        </w:rPr>
-        <w:t xml:space="preserve">, </w:t>
-      </w:r>
-      <w:r>
-        <w:rPr>
-          <w:sz w:val="22"/>
-          <w:rtl/>
-          <w:lang w:bidi="he-IL"/>
-        </w:rPr>
-        <w:t>ועוצרים</w:t>
-      </w:r>
-      <w:r>
-        <w:rPr>
-          <w:sz w:val="22"/>
-          <w:rtl/>
-        </w:rPr>
-        <w:t xml:space="preserve"> </w:t>
-      </w:r>
-      <w:r>
-        <w:rPr>
-          <w:sz w:val="22"/>
-          <w:rtl/>
-          <w:lang w:bidi="he-IL"/>
-        </w:rPr>
-        <w:t>ברגע</w:t>
-      </w:r>
-      <w:r>
-        <w:rPr>
-          <w:sz w:val="22"/>
-          <w:rtl/>
-        </w:rPr>
-        <w:t xml:space="preserve"> </w:t>
-      </w:r>
-      <w:r>
-        <w:rPr>
-          <w:sz w:val="22"/>
-          <w:rtl/>
-          <w:lang w:bidi="he-IL"/>
-        </w:rPr>
-        <w:t>שמגיעים</w:t>
-      </w:r>
-      <w:r>
-        <w:rPr>
-          <w:sz w:val="22"/>
-          <w:rtl/>
-        </w:rPr>
-        <w:t xml:space="preserve"> </w:t>
-      </w:r>
-      <w:r>
-        <w:rPr>
-          <w:sz w:val="22"/>
-          <w:rtl/>
-          <w:lang w:bidi="he-IL"/>
-        </w:rPr>
-        <w:t>למצב</w:t>
-      </w:r>
-      <w:r>
-        <w:rPr>
-          <w:sz w:val="22"/>
-          <w:rtl/>
-        </w:rPr>
-        <w:t xml:space="preserve"> </w:t>
-      </w:r>
-      <w:r>
-        <w:rPr>
-          <w:sz w:val="22"/>
-          <w:rtl/>
-          <w:lang w:bidi="he-IL"/>
-        </w:rPr>
-        <w:t>ללא</w:t>
-      </w:r>
-      <w:r>
-        <w:rPr>
-          <w:sz w:val="22"/>
-          <w:rtl/>
-        </w:rPr>
-        <w:t xml:space="preserve"> </w:t>
-      </w:r>
-      <w:r>
-        <w:rPr>
-          <w:sz w:val="22"/>
-          <w:rtl/>
-          <w:lang w:bidi="he-IL"/>
-        </w:rPr>
-        <w:t>מוצא</w:t>
-      </w:r>
-      <w:r>
-        <w:rPr>
-          <w:sz w:val="22"/>
-          <w:rtl/>
-        </w:rPr>
-        <w:t>.</w:t>
-      </w:r>
-    </w:p>
-    <w:p>
-      <w:pPr>
-        <w:spacing w:after="160"/>
-        <w:jc w:val="left"/>
-      </w:pPr>
-    </w:p>
-    <w:p>
-      <w:pPr>
-        <w:spacing w:after="80"/>
-        <w:jc w:val="left"/>
-      </w:pPr>
-      <w:r>
-        <w:rPr>
-          <w:b/>
-          <w:sz w:val="22"/>
-          <w:rtl/>
-          <w:lang w:bidi="he-IL"/>
-        </w:rPr>
-        <w:t>אפשרויות</w:t>
-      </w:r>
-      <w:r>
-        <w:rPr>
-          <w:b/>
-          <w:sz w:val="22"/>
-          <w:rtl/>
-        </w:rPr>
-        <w:t xml:space="preserve"> </w:t>
-      </w:r>
-      <w:r>
-        <w:rPr>
-          <w:b/>
-          <w:sz w:val="22"/>
-          <w:rtl/>
-          <w:lang w:bidi="he-IL"/>
-        </w:rPr>
-        <w:t>הבחירה</w:t>
-      </w:r>
-      <w:r>
-        <w:rPr>
-          <w:b/>
-          <w:sz w:val="22"/>
-          <w:rtl/>
-        </w:rPr>
-        <w:t>:</w:t>
-      </w:r>
-    </w:p>
-    <w:p>
-      <w:pPr>
-        <w:spacing w:after="40"/>
-        <w:jc w:val="left"/>
-      </w:pPr>
-      <w:r>
-        <w:rPr>
-          <w:sz w:val="22"/>
-          <w:rtl/>
-          <w:lang w:bidi="he-IL"/>
-        </w:rPr>
-        <w:t>א</w:t>
-      </w:r>
-      <w:r>
-        <w:rPr>
-          <w:sz w:val="22"/>
-          <w:rtl/>
-        </w:rPr>
-        <w:t>. {2, 3}</w:t>
-      </w:r>
-    </w:p>
-    <w:p>
-      <w:pPr>
-        <w:spacing w:after="40"/>
-        <w:jc w:val="left"/>
-      </w:pPr>
-      <w:r>
-        <w:rPr>
-          <w:sz w:val="22"/>
-          <w:rtl/>
-          <w:lang w:bidi="he-IL"/>
-        </w:rPr>
-        <w:t>ב</w:t>
-      </w:r>
-      <w:r>
-        <w:rPr>
-          <w:sz w:val="22"/>
-          <w:rtl/>
-        </w:rPr>
-        <w:t>. {1, 2}</w:t>
-      </w:r>
-    </w:p>
-    <w:p>
-      <w:pPr>
-        <w:spacing w:after="40"/>
-        <w:jc w:val="left"/>
-      </w:pPr>
-      <w:r>
-        <w:rPr>
-          <w:sz w:val="22"/>
-          <w:rtl/>
-          <w:lang w:bidi="he-IL"/>
-        </w:rPr>
-        <w:t>ג</w:t>
-      </w:r>
-      <w:r>
-        <w:rPr>
-          <w:sz w:val="22"/>
-          <w:rtl/>
-        </w:rPr>
-        <w:t>. {1, 3}</w:t>
-      </w:r>
-    </w:p>
-    <w:p>
-      <w:pPr>
-        <w:spacing w:after="40"/>
-        <w:jc w:val="left"/>
-      </w:pPr>
-      <w:r>
-        <w:rPr>
-          <w:sz w:val="22"/>
-          <w:rtl/>
-          <w:lang w:bidi="he-IL"/>
-        </w:rPr>
-        <w:t>ד</w:t>
-      </w:r>
-      <w:r>
-        <w:rPr>
-          <w:sz w:val="22"/>
-          <w:rtl/>
-        </w:rPr>
-        <w:t>. {3}</w:t>
-      </w:r>
-    </w:p>
-    <w:p>
-      <w:pPr>
-        <w:spacing w:after="40"/>
-        <w:jc w:val="left"/>
-      </w:pPr>
-      <w:r>
-        <w:rPr>
-          <w:sz w:val="22"/>
-          <w:rtl/>
-          <w:lang w:bidi="he-IL"/>
-        </w:rPr>
-        <w:t>ה</w:t>
-      </w:r>
-      <w:r>
-        <w:rPr>
-          <w:sz w:val="22"/>
-          <w:rtl/>
-        </w:rPr>
-        <w:t>. {1, 2, 3}</w:t>
-      </w:r>
-    </w:p>
-    <w:p>
-      <w:pPr>
-        <w:spacing w:after="40"/>
-        <w:jc w:val="left"/>
-        <w:rPr>
-          <w:rFonts w:ascii="Courier New" w:hAnsi="Courier New" w:cs="Courier New"/>
-          <w:sz w:val="22"/>
-        </w:rPr>
-      </w:pPr>
-      <w:r>
-        <w:rPr>
-          <w:sz w:val="22"/>
-          <w:rtl/>
-          <w:lang w:bidi="he-IL"/>
-        </w:rPr>
-        <w:t>ו</w:t>
-      </w:r>
-      <w:r>
-        <w:rPr>
-          <w:sz w:val="22"/>
-          <w:rtl/>
-        </w:rPr>
-        <w:t>. {1}</w:t>
-      </w:r>
-    </w:p>
-    <w:p>
-      <w:pPr>
-        <w:bidi w:val="0"/>
-        <w:jc w:val="left"/>
-        <w:rPr>
-          <w:rFonts w:ascii="Courier New" w:hAnsi="Courier New" w:cs="Courier New"/>
-          <w:sz w:val="22"/>
-        </w:rPr>
-      </w:pPr>
-    </w:p>
-    <w:p>
-      <w:pPr>
-        <w:pageBreakBefore/>
-        <w:spacing w:after="40"/>
-        <w:jc w:val="left"/>
-        <w:rPr>
-          <w:b/>
-          <w:rtl/>
-          <w:lang w:bidi="he-IL"/>
-        </w:rPr>
-      </w:pPr>
-      <w:r>
-        <w:rPr>
-          <w:b/>
-          <w:rtl/>
-        </w:rPr>
-        <w:lastRenderedPageBreak/>
-        <w:t xml:space="preserve">6. </w:t>
-      </w:r>
-      <w:r>
-        <w:rPr>
-          <w:b/>
-          <w:rtl/>
-          <w:lang w:bidi="he-IL"/>
-        </w:rPr>
-        <w:t>נגדיר גרסה חלופית של פריסת ננו־פרומלה על ידי החלפת סעיפי ההגדרה וכללי הגזירה הבאים:</w:t>
-      </w:r>
-    </w:p>
-    <w:p>
-      <w:pPr>
-        <w:jc w:val="center"/>
-      </w:pPr>
-      <w:r>
-        <w:drawing>
-          <wp:inline xmlns:a="http://schemas.openxmlformats.org/drawingml/2006/main" xmlns:pic="http://schemas.openxmlformats.org/drawingml/2006/picture">
-            <wp:extent cx="6190488" cy="2314515"/>
-            <wp:docPr id="532" name="Picture 532"/>
-            <wp:cNvGraphicFramePr>
-              <a:graphicFrameLocks noChangeAspect="1"/>
-            </wp:cNvGraphicFramePr>
-            <a:graphic>
-              <a:graphicData uri="http://schemas.openxmlformats.org/drawingml/2006/picture">
-                <pic:pic>
-                  <pic:nvPicPr>
-                    <pic:cNvPr id="0" name="image.png"/>
-                    <pic:cNvPicPr/>
-                  </pic:nvPicPr>
-                  <pic:blipFill>
-                    <a:blip r:embed="rId53"/>
+                    <a:blip r:embed="rId16"/>
                     <a:stretch>
                       <a:fillRect/>
                     </a:stretch>
@@ -6210,7 +6176,9 @@
                       <a:off x="0" y="0"/>
                       <a:ext cx="6190488" cy="2314515"/>
                     </a:xfrm>
-                    <a:prstGeom prst="rect"/>
+                    <a:prstGeom prst="rect">
+                      <a:avLst/>
+                    </a:prstGeom>
                   </pic:spPr>
                 </pic:pic>
               </a:graphicData>
@@ -6525,22 +6493,26 @@
         <w:jc w:val="center"/>
       </w:pPr>
       <w:r>
+        <w:rPr>
+          <w:noProof/>
+        </w:rPr>
         <w:drawing>
-          <wp:inline xmlns:a="http://schemas.openxmlformats.org/drawingml/2006/main" xmlns:pic="http://schemas.openxmlformats.org/drawingml/2006/picture">
+          <wp:inline distT="0" distB="0" distL="0" distR="0" wp14:anchorId="0FA0EA84" wp14:editId="2B519303">
             <wp:extent cx="4434840" cy="2995191"/>
-            <wp:docPr id="533" name="Picture 533"/>
+            <wp:effectExtent l="0" t="0" r="0" b="0"/>
+            <wp:docPr id="568" name="Picture 568"/>
             <wp:cNvGraphicFramePr>
-              <a:graphicFrameLocks noChangeAspect="1"/>
+              <a:graphicFrameLocks xmlns:a="http://schemas.openxmlformats.org/drawingml/2006/main" noChangeAspect="1"/>
             </wp:cNvGraphicFramePr>
-            <a:graphic>
+            <a:graphic xmlns:a="http://schemas.openxmlformats.org/drawingml/2006/main">
               <a:graphicData uri="http://schemas.openxmlformats.org/drawingml/2006/picture">
-                <pic:pic>
+                <pic:pic xmlns:pic="http://schemas.openxmlformats.org/drawingml/2006/picture">
                   <pic:nvPicPr>
                     <pic:cNvPr id="0" name="image.png"/>
                     <pic:cNvPicPr/>
                   </pic:nvPicPr>
                   <pic:blipFill>
-                    <a:blip r:embed="rId54"/>
+                    <a:blip r:embed="rId17"/>
                     <a:stretch>
                       <a:fillRect/>
                     </a:stretch>
@@ -6550,7 +6522,9 @@
                       <a:off x="0" y="0"/>
                       <a:ext cx="4434840" cy="2995191"/>
                     </a:xfrm>
-                    <a:prstGeom prst="rect"/>
+                    <a:prstGeom prst="rect">
+                      <a:avLst/>
+                    </a:prstGeom>
                   </pic:spPr>
                 </pic:pic>
               </a:graphicData>
@@ -6582,22 +6556,26 @@
         <w:jc w:val="center"/>
       </w:pPr>
       <w:r>
+        <w:rPr>
+          <w:noProof/>
+        </w:rPr>
         <w:drawing>
-          <wp:inline xmlns:a="http://schemas.openxmlformats.org/drawingml/2006/main" xmlns:pic="http://schemas.openxmlformats.org/drawingml/2006/picture">
+          <wp:inline distT="0" distB="0" distL="0" distR="0" wp14:anchorId="73819162" wp14:editId="4CB35EC0">
             <wp:extent cx="4434840" cy="2995191"/>
-            <wp:docPr id="534" name="Picture 534"/>
+            <wp:effectExtent l="0" t="0" r="0" b="0"/>
+            <wp:docPr id="569" name="Picture 569"/>
             <wp:cNvGraphicFramePr>
-              <a:graphicFrameLocks noChangeAspect="1"/>
+              <a:graphicFrameLocks xmlns:a="http://schemas.openxmlformats.org/drawingml/2006/main" noChangeAspect="1"/>
             </wp:cNvGraphicFramePr>
-            <a:graphic>
+            <a:graphic xmlns:a="http://schemas.openxmlformats.org/drawingml/2006/main">
               <a:graphicData uri="http://schemas.openxmlformats.org/drawingml/2006/picture">
-                <pic:pic>
+                <pic:pic xmlns:pic="http://schemas.openxmlformats.org/drawingml/2006/picture">
                   <pic:nvPicPr>
                     <pic:cNvPr id="0" name="image.png"/>
                     <pic:cNvPicPr/>
                   </pic:nvPicPr>
                   <pic:blipFill>
-                    <a:blip r:embed="rId55"/>
+                    <a:blip r:embed="rId18"/>
                     <a:stretch>
                       <a:fillRect/>
                     </a:stretch>
@@ -6607,7 +6585,9 @@
                       <a:off x="0" y="0"/>
                       <a:ext cx="4434840" cy="2995191"/>
                     </a:xfrm>
-                    <a:prstGeom prst="rect"/>
+                    <a:prstGeom prst="rect">
+                      <a:avLst/>
+                    </a:prstGeom>
                   </pic:spPr>
                 </pic:pic>
               </a:graphicData>
@@ -6640,22 +6620,26 @@
         <w:jc w:val="center"/>
       </w:pPr>
       <w:r>
+        <w:rPr>
+          <w:noProof/>
+        </w:rPr>
         <w:drawing>
-          <wp:inline xmlns:a="http://schemas.openxmlformats.org/drawingml/2006/main" xmlns:pic="http://schemas.openxmlformats.org/drawingml/2006/picture">
+          <wp:inline distT="0" distB="0" distL="0" distR="0" wp14:anchorId="1846D939" wp14:editId="710821A4">
             <wp:extent cx="4434840" cy="2995191"/>
-            <wp:docPr id="535" name="Picture 535"/>
+            <wp:effectExtent l="0" t="0" r="0" b="0"/>
+            <wp:docPr id="570" name="Picture 570"/>
             <wp:cNvGraphicFramePr>
-              <a:graphicFrameLocks noChangeAspect="1"/>
+              <a:graphicFrameLocks xmlns:a="http://schemas.openxmlformats.org/drawingml/2006/main" noChangeAspect="1"/>
             </wp:cNvGraphicFramePr>
-            <a:graphic>
+            <a:graphic xmlns:a="http://schemas.openxmlformats.org/drawingml/2006/main">
               <a:graphicData uri="http://schemas.openxmlformats.org/drawingml/2006/picture">
-                <pic:pic>
+                <pic:pic xmlns:pic="http://schemas.openxmlformats.org/drawingml/2006/picture">
                   <pic:nvPicPr>
                     <pic:cNvPr id="0" name="image.png"/>
                     <pic:cNvPicPr/>
                   </pic:nvPicPr>
                   <pic:blipFill>
-                    <a:blip r:embed="rId56"/>
+                    <a:blip r:embed="rId19"/>
                     <a:stretch>
                       <a:fillRect/>
                     </a:stretch>
@@ -6665,7 +6649,9 @@
                       <a:off x="0" y="0"/>
                       <a:ext cx="4434840" cy="2995191"/>
                     </a:xfrm>
-                    <a:prstGeom prst="rect"/>
+                    <a:prstGeom prst="rect">
+                      <a:avLst/>
+                    </a:prstGeom>
                   </pic:spPr>
                 </pic:pic>
               </a:graphicData>
@@ -6699,22 +6685,26 @@
         <w:jc w:val="center"/>
       </w:pPr>
       <w:r>
+        <w:rPr>
+          <w:noProof/>
+        </w:rPr>
         <w:drawing>
-          <wp:inline xmlns:a="http://schemas.openxmlformats.org/drawingml/2006/main" xmlns:pic="http://schemas.openxmlformats.org/drawingml/2006/picture">
+          <wp:inline distT="0" distB="0" distL="0" distR="0" wp14:anchorId="5FFF8AC9" wp14:editId="697C24BF">
             <wp:extent cx="4434840" cy="2995191"/>
-            <wp:docPr id="536" name="Picture 536"/>
+            <wp:effectExtent l="0" t="0" r="0" b="0"/>
+            <wp:docPr id="571" name="Picture 571"/>
             <wp:cNvGraphicFramePr>
-              <a:graphicFrameLocks noChangeAspect="1"/>
+              <a:graphicFrameLocks xmlns:a="http://schemas.openxmlformats.org/drawingml/2006/main" noChangeAspect="1"/>
             </wp:cNvGraphicFramePr>
-            <a:graphic>
+            <a:graphic xmlns:a="http://schemas.openxmlformats.org/drawingml/2006/main">
               <a:graphicData uri="http://schemas.openxmlformats.org/drawingml/2006/picture">
-                <pic:pic>
+                <pic:pic xmlns:pic="http://schemas.openxmlformats.org/drawingml/2006/picture">
                   <pic:nvPicPr>
                     <pic:cNvPr id="0" name="image.png"/>
                     <pic:cNvPicPr/>
                   </pic:nvPicPr>
                   <pic:blipFill>
-                    <a:blip r:embed="rId57"/>
+                    <a:blip r:embed="rId20"/>
                     <a:stretch>
                       <a:fillRect/>
                     </a:stretch>
@@ -6724,7 +6714,9 @@
                       <a:off x="0" y="0"/>
                       <a:ext cx="4434840" cy="2995191"/>
                     </a:xfrm>
-                    <a:prstGeom prst="rect"/>
+                    <a:prstGeom prst="rect">
+                      <a:avLst/>
+                    </a:prstGeom>
                   </pic:spPr>
                 </pic:pic>
               </a:graphicData>
@@ -6737,23 +6729,52 @@
       <w:pPr>
         <w:jc w:val="center"/>
       </w:pPr>
-      <w:r>
+    </w:p>
+    <w:p>
+      <w:pPr>
+        <w:keepNext/>
+        <w:spacing w:after="40"/>
+        <w:jc w:val="left"/>
+        <w:rPr>
+          <w:rFonts w:ascii="Courier New" w:hAnsi="Courier New" w:cs="Courier New"/>
+          <w:sz w:val="22"/>
+          <w:vertAlign w:val="subscript"/>
+          <w:lang w:bidi="he-IL"/>
+        </w:rPr>
+      </w:pPr>
+      <w:r>
+        <w:rPr>
+          <w:rtl/>
+        </w:rPr>
+        <w:lastRenderedPageBreak/>
+        <w:t xml:space="preserve">ה. </w:t>
+      </w:r>
+    </w:p>
+    <w:p>
+      <w:pPr>
+        <w:jc w:val="center"/>
+      </w:pPr>
+      <w:r>
+        <w:rPr>
+          <w:noProof/>
+        </w:rPr>
         <w:drawing>
-          <wp:inline xmlns:a="http://schemas.openxmlformats.org/drawingml/2006/main" xmlns:pic="http://schemas.openxmlformats.org/drawingml/2006/picture">
+          <wp:inline distT="0" distB="0" distL="0" distR="0" wp14:anchorId="0142FCAB" wp14:editId="01E3CD05">
             <wp:extent cx="4434840" cy="2995191"/>
-            <wp:docPr id="431" name="Picture 431"/>
+            <wp:effectExtent l="0" t="0" r="0" b="0"/>
+            <wp:docPr id="572" name="Picture 572"/>
             <wp:cNvGraphicFramePr>
-              <a:graphicFrameLocks noChangeAspect="1"/>
+              <a:graphicFrameLocks xmlns:a="http://schemas.openxmlformats.org/drawingml/2006/main" noChangeAspect="1"/>
             </wp:cNvGraphicFramePr>
-            <a:graphic>
+            <a:graphic xmlns:a="http://schemas.openxmlformats.org/drawingml/2006/main">
               <a:graphicData uri="http://schemas.openxmlformats.org/drawingml/2006/picture">
-                <pic:pic>
+                <pic:pic xmlns:pic="http://schemas.openxmlformats.org/drawingml/2006/picture">
                   <pic:nvPicPr>
                     <pic:cNvPr id="0" name="image.png"/>
                     <pic:cNvPicPr/>
                   </pic:nvPicPr>
                   <pic:blipFill>
-                    <a:blip r:embed="rId57"/>
+                    <a:blip r:embed="rId21"/>
                     <a:stretch>
                       <a:fillRect/>
                     </a:stretch>
@@ -6763,7 +6784,9 @@
                       <a:off x="0" y="0"/>
                       <a:ext cx="4434840" cy="2995191"/>
                     </a:xfrm>
-                    <a:prstGeom prst="rect"/>
+                    <a:prstGeom prst="rect">
+                      <a:avLst/>
+                    </a:prstGeom>
                   </pic:spPr>
                 </pic:pic>
               </a:graphicData>
@@ -6788,8 +6811,7 @@
         <w:rPr>
           <w:rtl/>
         </w:rPr>
-        <w:lastRenderedPageBreak/>
-        <w:t xml:space="preserve">ה. </w:t>
+        <w:t xml:space="preserve">ו. </w:t>
       </w:r>
     </w:p>
     <w:p>
@@ -6797,22 +6819,26 @@
         <w:jc w:val="center"/>
       </w:pPr>
       <w:r>
+        <w:rPr>
+          <w:noProof/>
+        </w:rPr>
         <w:drawing>
-          <wp:inline xmlns:a="http://schemas.openxmlformats.org/drawingml/2006/main" xmlns:pic="http://schemas.openxmlformats.org/drawingml/2006/picture">
+          <wp:inline distT="0" distB="0" distL="0" distR="0" wp14:anchorId="1B3CE255" wp14:editId="09C3879F">
             <wp:extent cx="4434840" cy="2995191"/>
-            <wp:docPr id="537" name="Picture 537"/>
+            <wp:effectExtent l="0" t="0" r="0" b="0"/>
+            <wp:docPr id="573" name="Picture 573"/>
             <wp:cNvGraphicFramePr>
-              <a:graphicFrameLocks noChangeAspect="1"/>
+              <a:graphicFrameLocks xmlns:a="http://schemas.openxmlformats.org/drawingml/2006/main" noChangeAspect="1"/>
             </wp:cNvGraphicFramePr>
-            <a:graphic>
+            <a:graphic xmlns:a="http://schemas.openxmlformats.org/drawingml/2006/main">
               <a:graphicData uri="http://schemas.openxmlformats.org/drawingml/2006/picture">
-                <pic:pic>
+                <pic:pic xmlns:pic="http://schemas.openxmlformats.org/drawingml/2006/picture">
                   <pic:nvPicPr>
                     <pic:cNvPr id="0" name="image.png"/>
                     <pic:cNvPicPr/>
                   </pic:nvPicPr>
                   <pic:blipFill>
-                    <a:blip r:embed="rId58"/>
+                    <a:blip r:embed="rId22"/>
                     <a:stretch>
                       <a:fillRect/>
                     </a:stretch>
@@ -6822,65 +6848,9 @@
                       <a:off x="0" y="0"/>
                       <a:ext cx="4434840" cy="2995191"/>
                     </a:xfrm>
-                    <a:prstGeom prst="rect"/>
-                  </pic:spPr>
-                </pic:pic>
-              </a:graphicData>
-            </a:graphic>
-          </wp:inline>
-        </w:drawing>
-      </w:r>
-    </w:p>
-    <w:p>
-      <w:pPr>
-        <w:keepNext/>
-        <w:spacing w:after="40"/>
-        <w:jc w:val="left"/>
-        <w:rPr>
-          <w:rFonts w:ascii="Courier New" w:hAnsi="Courier New" w:cs="Courier New"/>
-          <w:sz w:val="22"/>
-          <w:vertAlign w:val="subscript"/>
-          <w:lang w:bidi="he-IL"/>
-        </w:rPr>
-      </w:pPr>
-      <w:r>
-        <w:rPr>
-          <w:rtl/>
-        </w:rPr>
-        <w:t xml:space="preserve">ו. </w:t>
-      </w:r>
-    </w:p>
-    <w:p>
-      <w:pPr>
-        <w:jc w:val="center"/>
-      </w:pPr>
-      <w:r>
-        <w:drawing>
-          <wp:inline xmlns:a="http://schemas.openxmlformats.org/drawingml/2006/main" xmlns:pic="http://schemas.openxmlformats.org/drawingml/2006/picture">
-            <wp:extent cx="4434840" cy="2995191"/>
-            <wp:docPr id="538" name="Picture 538"/>
-            <wp:cNvGraphicFramePr>
-              <a:graphicFrameLocks noChangeAspect="1"/>
-            </wp:cNvGraphicFramePr>
-            <a:graphic>
-              <a:graphicData uri="http://schemas.openxmlformats.org/drawingml/2006/picture">
-                <pic:pic>
-                  <pic:nvPicPr>
-                    <pic:cNvPr id="0" name="image.png"/>
-                    <pic:cNvPicPr/>
-                  </pic:nvPicPr>
-                  <pic:blipFill>
-                    <a:blip r:embed="rId59"/>
-                    <a:stretch>
-                      <a:fillRect/>
-                    </a:stretch>
-                  </pic:blipFill>
-                  <pic:spPr>
-                    <a:xfrm>
-                      <a:off x="0" y="0"/>
-                      <a:ext cx="4434840" cy="2995191"/>
-                    </a:xfrm>
-                    <a:prstGeom prst="rect"/>
+                    <a:prstGeom prst="rect">
+                      <a:avLst/>
+                    </a:prstGeom>
                   </pic:spPr>
                 </pic:pic>
               </a:graphicData>
@@ -7285,22 +7255,26 @@
         <w:jc w:val="center"/>
       </w:pPr>
       <w:r>
+        <w:rPr>
+          <w:noProof/>
+        </w:rPr>
         <w:drawing>
-          <wp:inline xmlns:a="http://schemas.openxmlformats.org/drawingml/2006/main" xmlns:pic="http://schemas.openxmlformats.org/drawingml/2006/picture">
+          <wp:inline distT="0" distB="0" distL="0" distR="0" wp14:anchorId="2D369473" wp14:editId="21E9CC05">
             <wp:extent cx="6190488" cy="2580861"/>
-            <wp:docPr id="539" name="Picture 539"/>
+            <wp:effectExtent l="0" t="0" r="0" b="0"/>
+            <wp:docPr id="574" name="Picture 574"/>
             <wp:cNvGraphicFramePr>
-              <a:graphicFrameLocks noChangeAspect="1"/>
+              <a:graphicFrameLocks xmlns:a="http://schemas.openxmlformats.org/drawingml/2006/main" noChangeAspect="1"/>
             </wp:cNvGraphicFramePr>
-            <a:graphic>
+            <a:graphic xmlns:a="http://schemas.openxmlformats.org/drawingml/2006/main">
               <a:graphicData uri="http://schemas.openxmlformats.org/drawingml/2006/picture">
-                <pic:pic>
+                <pic:pic xmlns:pic="http://schemas.openxmlformats.org/drawingml/2006/picture">
                   <pic:nvPicPr>
                     <pic:cNvPr id="0" name="image.png"/>
                     <pic:cNvPicPr/>
                   </pic:nvPicPr>
                   <pic:blipFill>
-                    <a:blip r:embed="rId60"/>
+                    <a:blip r:embed="rId23"/>
                     <a:stretch>
                       <a:fillRect/>
                     </a:stretch>
@@ -7310,7 +7284,9 @@
                       <a:off x="0" y="0"/>
                       <a:ext cx="6190488" cy="2580861"/>
                     </a:xfrm>
-                    <a:prstGeom prst="rect"/>
+                    <a:prstGeom prst="rect">
+                      <a:avLst/>
+                    </a:prstGeom>
                   </pic:spPr>
                 </pic:pic>
               </a:graphicData>
@@ -7896,14 +7872,7 @@
                 <w:rFonts w:ascii="Cambria Math" w:hAnsi="Cambria Math"/>
                 <w:lang w:bidi="he-IL"/>
               </w:rPr>
-              <m:t>∈L(</m:t>
-            </m:r>
-            <m:r>
-              <w:rPr>
-                <w:rFonts w:ascii="Cambria Math" w:hAnsi="Cambria Math"/>
-                <w:lang w:bidi="he-IL"/>
-              </w:rPr>
-              <m:t>π</m:t>
+              <m:t>∈L(π</m:t>
             </m:r>
             <m:d>
               <m:dPr>
@@ -8231,14 +8200,7 @@
                 <w:rFonts w:ascii="Cambria Math" w:hAnsi="Cambria Math"/>
                 <w:lang w:bidi="he-IL"/>
               </w:rPr>
-              <m:t>∈L(</m:t>
-            </m:r>
-            <m:r>
-              <w:rPr>
-                <w:rFonts w:ascii="Cambria Math" w:hAnsi="Cambria Math"/>
-                <w:lang w:bidi="he-IL"/>
-              </w:rPr>
-              <m:t>π</m:t>
+              <m:t>∈L(π</m:t>
             </m:r>
             <m:d>
               <m:dPr>
@@ -8920,14 +8882,7 @@
                 <w:rFonts w:ascii="Cambria Math" w:hAnsi="Cambria Math"/>
                 <w:lang w:bidi="he-IL"/>
               </w:rPr>
-              <m:t>∈L(</m:t>
-            </m:r>
-            <m:r>
-              <w:rPr>
-                <w:rFonts w:ascii="Cambria Math" w:hAnsi="Cambria Math"/>
-                <w:lang w:bidi="he-IL"/>
-              </w:rPr>
-              <m:t>π</m:t>
+              <m:t>∈L(π</m:t>
             </m:r>
             <m:d>
               <m:dPr>
@@ -9342,22 +9297,26 @@
         <w:jc w:val="center"/>
       </w:pPr>
       <w:r>
+        <w:rPr>
+          <w:noProof/>
+        </w:rPr>
         <w:drawing>
-          <wp:inline xmlns:a="http://schemas.openxmlformats.org/drawingml/2006/main" xmlns:pic="http://schemas.openxmlformats.org/drawingml/2006/picture">
+          <wp:inline distT="0" distB="0" distL="0" distR="0" wp14:anchorId="21449B8C" wp14:editId="600FFCC6">
             <wp:extent cx="6190488" cy="3418237"/>
-            <wp:docPr id="540" name="Picture 540"/>
+            <wp:effectExtent l="0" t="0" r="0" b="0"/>
+            <wp:docPr id="575" name="Picture 575"/>
             <wp:cNvGraphicFramePr>
-              <a:graphicFrameLocks noChangeAspect="1"/>
+              <a:graphicFrameLocks xmlns:a="http://schemas.openxmlformats.org/drawingml/2006/main" noChangeAspect="1"/>
             </wp:cNvGraphicFramePr>
-            <a:graphic>
+            <a:graphic xmlns:a="http://schemas.openxmlformats.org/drawingml/2006/main">
               <a:graphicData uri="http://schemas.openxmlformats.org/drawingml/2006/picture">
-                <pic:pic>
+                <pic:pic xmlns:pic="http://schemas.openxmlformats.org/drawingml/2006/picture">
                   <pic:nvPicPr>
                     <pic:cNvPr id="0" name="image.png"/>
                     <pic:cNvPicPr/>
                   </pic:nvPicPr>
                   <pic:blipFill>
-                    <a:blip r:embed="rId61"/>
+                    <a:blip r:embed="rId24"/>
                     <a:stretch>
                       <a:fillRect/>
                     </a:stretch>
@@ -9367,7 +9326,9 @@
                       <a:off x="0" y="0"/>
                       <a:ext cx="6190488" cy="3418237"/>
                     </a:xfrm>
-                    <a:prstGeom prst="rect"/>
+                    <a:prstGeom prst="rect">
+                      <a:avLst/>
+                    </a:prstGeom>
                   </pic:spPr>
                 </pic:pic>
               </a:graphicData>
@@ -9684,683 +9645,17 @@
     <w:p>
       <w:pPr>
         <w:jc w:val="left"/>
-      </w:pPr>
-      <w:r>
-        <w:rPr>
+        <w:rPr>
+          <w:rtl/>
+        </w:rPr>
+      </w:pPr>
+      <w:r>
+        <w:rPr>
+          <w:rFonts w:hint="cs"/>
           <w:rtl/>
           <w:lang w:bidi="he-IL"/>
         </w:rPr>
         <w:t>א</w:t>
-      </w:r>
-      <w:r>
-        <w:rPr>
-          <w:rtl/>
-        </w:rPr>
-        <w:t xml:space="preserve">. </w:t>
-      </w:r>
-      <m:oMath>
-        <m:d>
-          <m:dPr>
-            <m:ctrlPr>
-              <w:rPr>
-                <w:rFonts w:ascii="Cambria Math" w:hAnsi="Cambria Math" w:hint="cs"/>
-                <w:bCs/>
-                <w:i/>
-                <w:rtl/>
-                <w:lang w:bidi="he-IL"/>
-              </w:rPr>
-            </m:ctrlPr>
-          </m:dPr>
-          <m:e>
-            <m:r>
-              <w:rPr>
-                <w:rFonts w:ascii="Cambria Math" w:hAnsi="Cambria Math"/>
-                <w:lang w:bidi="he-IL"/>
-              </w:rPr>
-              <m:t>∀s∈Reach</m:t>
-            </m:r>
-            <m:d>
-              <m:dPr>
-                <m:ctrlPr>
-                  <w:rPr>
-                    <w:rFonts w:ascii="Cambria Math" w:hAnsi="Cambria Math"/>
-                    <w:bCs/>
-                    <w:i/>
-                    <w:lang w:bidi="he-IL"/>
-                  </w:rPr>
-                </m:ctrlPr>
-              </m:dPr>
-              <m:e>
-                <m:r>
-                  <w:rPr>
-                    <w:rFonts w:ascii="Cambria Math" w:hAnsi="Cambria Math"/>
-                    <w:lang w:bidi="he-IL"/>
-                  </w:rPr>
-                  <m:t>TS</m:t>
-                </m:r>
-              </m:e>
-            </m:d>
-            <m:r>
-              <w:rPr>
-                <w:rFonts w:ascii="Cambria Math" w:hAnsi="Cambria Math"/>
-                <w:lang w:bidi="he-IL"/>
-              </w:rPr>
-              <m:t>:</m:t>
-            </m:r>
-            <m:d>
-              <m:dPr>
-                <m:begChr m:val="|"/>
-                <m:endChr m:val="|"/>
-                <m:ctrlPr>
-                  <w:rPr>
-                    <w:rFonts w:ascii="Cambria Math" w:hAnsi="Cambria Math"/>
-                    <w:bCs/>
-                    <w:i/>
-                    <w:lang w:bidi="he-IL"/>
-                  </w:rPr>
-                </m:ctrlPr>
-              </m:dPr>
-              <m:e>
-                <m:r>
-                  <w:rPr>
-                    <w:rFonts w:ascii="Cambria Math" w:hAnsi="Cambria Math"/>
-                    <w:lang w:bidi="he-IL"/>
-                  </w:rPr>
-                  <m:t>L</m:t>
-                </m:r>
-                <m:d>
-                  <m:dPr>
-                    <m:ctrlPr>
-                      <w:rPr>
-                        <w:rFonts w:ascii="Cambria Math" w:hAnsi="Cambria Math"/>
-                        <w:bCs/>
-                        <w:i/>
-                        <w:lang w:bidi="he-IL"/>
-                      </w:rPr>
-                    </m:ctrlPr>
-                  </m:dPr>
-                  <m:e>
-                    <m:r>
-                      <w:rPr>
-                        <w:rFonts w:ascii="Cambria Math" w:hAnsi="Cambria Math"/>
-                        <w:lang w:bidi="he-IL"/>
-                      </w:rPr>
-                      <m:t>s</m:t>
-                    </m:r>
-                  </m:e>
-                </m:d>
-              </m:e>
-            </m:d>
-            <m:r>
-              <w:rPr>
-                <w:rFonts w:ascii="Cambria Math" w:hAnsi="Cambria Math"/>
-                <w:lang w:bidi="he-IL"/>
-              </w:rPr>
-              <m:t>≤1</m:t>
-            </m:r>
-          </m:e>
-        </m:d>
-        <m:r>
-          <w:rPr>
-            <w:rFonts w:ascii="Cambria Math" w:hAnsi="Cambria Math"/>
-            <w:lang w:bidi="he-IL"/>
-          </w:rPr>
-          <m:t>∧</m:t>
-        </m:r>
-        <m:d>
-          <m:dPr>
-            <m:ctrlPr>
-              <w:rPr>
-                <w:rFonts w:ascii="Cambria Math" w:hAnsi="Cambria Math"/>
-                <w:bCs/>
-                <w:i/>
-                <w:lang w:bidi="he-IL"/>
-              </w:rPr>
-            </m:ctrlPr>
-          </m:dPr>
-          <m:e>
-            <m:r>
-              <w:rPr>
-                <w:rFonts w:ascii="Cambria Math" w:hAnsi="Cambria Math"/>
-                <w:lang w:bidi="he-IL"/>
-              </w:rPr>
-              <m:t>∀π∈Paths</m:t>
-            </m:r>
-            <m:d>
-              <m:dPr>
-                <m:ctrlPr>
-                  <w:rPr>
-                    <w:rFonts w:ascii="Cambria Math" w:hAnsi="Cambria Math"/>
-                    <w:bCs/>
-                    <w:i/>
-                    <w:lang w:bidi="he-IL"/>
-                  </w:rPr>
-                </m:ctrlPr>
-              </m:dPr>
-              <m:e>
-                <m:r>
-                  <w:rPr>
-                    <w:rFonts w:ascii="Cambria Math" w:hAnsi="Cambria Math"/>
-                    <w:lang w:bidi="he-IL"/>
-                  </w:rPr>
-                  <m:t>TS</m:t>
-                </m:r>
-              </m:e>
-            </m:d>
-            <m:r>
-              <w:rPr>
-                <w:rFonts w:ascii="Cambria Math" w:hAnsi="Cambria Math"/>
-                <w:lang w:bidi="he-IL"/>
-              </w:rPr>
-              <m:t>,∀i∈</m:t>
-            </m:r>
-            <m:d>
-              <m:dPr>
-                <m:begChr m:val="{"/>
-                <m:endChr m:val="}"/>
-                <m:ctrlPr>
-                  <w:rPr>
-                    <w:rFonts w:ascii="Cambria Math" w:hAnsi="Cambria Math"/>
-                    <w:bCs/>
-                    <w:i/>
-                    <w:lang w:bidi="he-IL"/>
-                  </w:rPr>
-                </m:ctrlPr>
-              </m:dPr>
-              <m:e>
-                <m:r>
-                  <w:rPr>
-                    <w:rFonts w:ascii="Cambria Math" w:hAnsi="Cambria Math"/>
-                    <w:lang w:bidi="he-IL"/>
-                  </w:rPr>
-                  <m:t>1,2,3</m:t>
-                </m:r>
-              </m:e>
-            </m:d>
-            <m:r>
-              <w:rPr>
-                <w:rFonts w:ascii="Cambria Math" w:hAnsi="Cambria Math"/>
-                <w:lang w:bidi="he-IL"/>
-              </w:rPr>
-              <m:t>:</m:t>
-            </m:r>
-            <m:func>
-              <m:funcPr>
-                <m:ctrlPr>
-                  <w:rPr>
-                    <w:rFonts w:ascii="Cambria Math" w:hAnsi="Cambria Math"/>
-                  </w:rPr>
-                </m:ctrlPr>
-              </m:funcPr>
-              <m:fName>
-                <m:limLow>
-                  <m:limLowPr>
-                    <m:ctrlPr>
-                      <w:rPr>
-                        <w:rFonts w:ascii="Cambria Math" w:hAnsi="Cambria Math"/>
-                      </w:rPr>
-                    </m:ctrlPr>
-                  </m:limLowPr>
-                  <m:e>
-                    <m:r>
-                      <m:rPr>
-                        <m:sty m:val="p"/>
-                      </m:rPr>
-                      <w:rPr>
-                        <w:rFonts w:ascii="Cambria Math" w:hAnsi="Cambria Math"/>
-                      </w:rPr>
-                      <m:t>∃</m:t>
-                    </m:r>
-                  </m:e>
-                  <m:lim>
-                    <m:r>
-                      <w:rPr>
-                        <w:rFonts w:ascii="Cambria Math" w:hAnsi="Cambria Math"/>
-                      </w:rPr>
-                      <m:t>∞</m:t>
-                    </m:r>
-                  </m:lim>
-                </m:limLow>
-              </m:fName>
-              <m:e>
-                <m:r>
-                  <w:rPr>
-                    <w:rFonts w:ascii="Cambria Math" w:hAnsi="Cambria Math"/>
-                    <w:lang w:bidi="he-IL"/>
-                  </w:rPr>
-                  <m:t>k≥0</m:t>
-                </m:r>
-              </m:e>
-            </m:func>
-            <m:r>
-              <w:rPr>
-                <w:rFonts w:ascii="Cambria Math" w:hAnsi="Cambria Math"/>
-                <w:lang w:bidi="he-IL"/>
-              </w:rPr>
-              <m:t xml:space="preserve">, </m:t>
-            </m:r>
-            <m:sSub>
-              <m:sSubPr>
-                <m:ctrlPr>
-                  <w:rPr>
-                    <w:rFonts w:ascii="Cambria Math" w:hAnsi="Cambria Math"/>
-                    <w:bCs/>
-                    <w:i/>
-                    <w:lang w:bidi="he-IL"/>
-                  </w:rPr>
-                </m:ctrlPr>
-              </m:sSubPr>
-              <m:e>
-                <m:r>
-                  <w:rPr>
-                    <w:rFonts w:ascii="Cambria Math" w:hAnsi="Cambria Math"/>
-                    <w:lang w:bidi="he-IL"/>
-                  </w:rPr>
-                  <m:t>d</m:t>
-                </m:r>
-              </m:e>
-              <m:sub>
-                <m:r>
-                  <w:rPr>
-                    <w:rFonts w:ascii="Cambria Math" w:hAnsi="Cambria Math"/>
-                    <w:lang w:bidi="he-IL"/>
-                  </w:rPr>
-                  <m:t>i</m:t>
-                </m:r>
-              </m:sub>
-            </m:sSub>
-            <m:r>
-              <w:rPr>
-                <w:rFonts w:ascii="Cambria Math" w:hAnsi="Cambria Math"/>
-                <w:lang w:bidi="he-IL"/>
-              </w:rPr>
-              <m:t>∈L(</m:t>
-            </m:r>
-            <m:r>
-              <w:rPr>
-                <w:rFonts w:ascii="Cambria Math" w:hAnsi="Cambria Math"/>
-                <w:lang w:bidi="he-IL"/>
-              </w:rPr>
-              <m:t>π</m:t>
-            </m:r>
-            <m:d>
-              <m:dPr>
-                <m:begChr m:val="["/>
-                <m:endChr m:val="]"/>
-                <m:ctrlPr>
-                  <w:rPr>
-                    <w:rFonts w:ascii="Cambria Math" w:hAnsi="Cambria Math"/>
-                    <w:i/>
-                    <w:lang w:bidi="he-IL"/>
-                  </w:rPr>
-                </m:ctrlPr>
-              </m:dPr>
-              <m:e>
-                <m:r>
-                  <w:rPr>
-                    <w:rFonts w:ascii="Cambria Math" w:hAnsi="Cambria Math"/>
-                    <w:lang w:bidi="he-IL"/>
-                  </w:rPr>
-                  <m:t>k</m:t>
-                </m:r>
-              </m:e>
-            </m:d>
-            <m:r>
-              <w:rPr>
-                <w:rFonts w:ascii="Cambria Math" w:hAnsi="Cambria Math"/>
-                <w:lang w:bidi="he-IL"/>
-              </w:rPr>
-              <m:t xml:space="preserve">) </m:t>
-            </m:r>
-          </m:e>
-        </m:d>
-      </m:oMath>
-    </w:p>
-    <w:p>
-      <w:pPr>
-        <w:jc w:val="left"/>
-      </w:pPr>
-      <w:r>
-        <w:rPr>
-          <w:rtl/>
-          <w:lang w:bidi="he-IL"/>
-        </w:rPr>
-        <w:t>ב</w:t>
-      </w:r>
-      <w:r>
-        <w:rPr>
-          <w:rtl/>
-        </w:rPr>
-        <w:t xml:space="preserve">. </w:t>
-      </w:r>
-      <m:oMath>
-        <m:d>
-          <m:dPr>
-            <m:ctrlPr>
-              <w:rPr>
-                <w:rFonts w:ascii="Cambria Math" w:hAnsi="Cambria Math" w:hint="cs"/>
-                <w:bCs/>
-                <w:i/>
-                <w:rtl/>
-                <w:lang w:bidi="he-IL"/>
-              </w:rPr>
-            </m:ctrlPr>
-          </m:dPr>
-          <m:e>
-            <m:r>
-              <w:rPr>
-                <w:rFonts w:ascii="Cambria Math" w:hAnsi="Cambria Math"/>
-                <w:lang w:bidi="he-IL"/>
-              </w:rPr>
-              <m:t>∀s∈Reach</m:t>
-            </m:r>
-            <m:d>
-              <m:dPr>
-                <m:ctrlPr>
-                  <w:rPr>
-                    <w:rFonts w:ascii="Cambria Math" w:hAnsi="Cambria Math"/>
-                    <w:bCs/>
-                    <w:i/>
-                    <w:lang w:bidi="he-IL"/>
-                  </w:rPr>
-                </m:ctrlPr>
-              </m:dPr>
-              <m:e>
-                <m:r>
-                  <w:rPr>
-                    <w:rFonts w:ascii="Cambria Math" w:hAnsi="Cambria Math"/>
-                    <w:lang w:bidi="he-IL"/>
-                  </w:rPr>
-                  <m:t>TS</m:t>
-                </m:r>
-              </m:e>
-            </m:d>
-            <m:r>
-              <w:rPr>
-                <w:rFonts w:ascii="Cambria Math" w:hAnsi="Cambria Math"/>
-                <w:lang w:bidi="he-IL"/>
-              </w:rPr>
-              <m:t>:</m:t>
-            </m:r>
-            <m:d>
-              <m:dPr>
-                <m:begChr m:val="|"/>
-                <m:endChr m:val="|"/>
-                <m:ctrlPr>
-                  <w:rPr>
-                    <w:rFonts w:ascii="Cambria Math" w:hAnsi="Cambria Math"/>
-                    <w:bCs/>
-                    <w:i/>
-                    <w:lang w:bidi="he-IL"/>
-                  </w:rPr>
-                </m:ctrlPr>
-              </m:dPr>
-              <m:e>
-                <m:r>
-                  <w:rPr>
-                    <w:rFonts w:ascii="Cambria Math" w:hAnsi="Cambria Math"/>
-                    <w:lang w:bidi="he-IL"/>
-                  </w:rPr>
-                  <m:t>L</m:t>
-                </m:r>
-                <m:d>
-                  <m:dPr>
-                    <m:ctrlPr>
-                      <w:rPr>
-                        <w:rFonts w:ascii="Cambria Math" w:hAnsi="Cambria Math"/>
-                        <w:bCs/>
-                        <w:i/>
-                        <w:lang w:bidi="he-IL"/>
-                      </w:rPr>
-                    </m:ctrlPr>
-                  </m:dPr>
-                  <m:e>
-                    <m:r>
-                      <w:rPr>
-                        <w:rFonts w:ascii="Cambria Math" w:hAnsi="Cambria Math"/>
-                        <w:lang w:bidi="he-IL"/>
-                      </w:rPr>
-                      <m:t>s</m:t>
-                    </m:r>
-                  </m:e>
-                </m:d>
-              </m:e>
-            </m:d>
-            <m:r>
-              <w:rPr>
-                <w:rFonts w:ascii="Cambria Math" w:hAnsi="Cambria Math"/>
-                <w:lang w:bidi="he-IL"/>
-              </w:rPr>
-              <m:t>≤1</m:t>
-            </m:r>
-          </m:e>
-        </m:d>
-        <m:r>
-          <w:rPr>
-            <w:rFonts w:ascii="Cambria Math" w:hAnsi="Cambria Math"/>
-            <w:lang w:bidi="he-IL"/>
-          </w:rPr>
-          <m:t>∧¬</m:t>
-        </m:r>
-        <m:d>
-          <m:dPr>
-            <m:ctrlPr>
-              <w:rPr>
-                <w:rFonts w:ascii="Cambria Math" w:hAnsi="Cambria Math"/>
-                <w:bCs/>
-                <w:i/>
-                <w:lang w:bidi="he-IL"/>
-              </w:rPr>
-            </m:ctrlPr>
-          </m:dPr>
-          <m:e>
-            <m:r>
-              <w:rPr>
-                <w:rFonts w:ascii="Cambria Math" w:hAnsi="Cambria Math"/>
-                <w:lang w:bidi="he-IL"/>
-              </w:rPr>
-              <m:t>∀π∈Paths</m:t>
-            </m:r>
-            <m:d>
-              <m:dPr>
-                <m:ctrlPr>
-                  <w:rPr>
-                    <w:rFonts w:ascii="Cambria Math" w:hAnsi="Cambria Math"/>
-                    <w:bCs/>
-                    <w:i/>
-                    <w:lang w:bidi="he-IL"/>
-                  </w:rPr>
-                </m:ctrlPr>
-              </m:dPr>
-              <m:e>
-                <m:r>
-                  <w:rPr>
-                    <w:rFonts w:ascii="Cambria Math" w:hAnsi="Cambria Math"/>
-                    <w:lang w:bidi="he-IL"/>
-                  </w:rPr>
-                  <m:t>TS</m:t>
-                </m:r>
-              </m:e>
-            </m:d>
-            <m:r>
-              <w:rPr>
-                <w:rFonts w:ascii="Cambria Math" w:hAnsi="Cambria Math"/>
-                <w:lang w:bidi="he-IL"/>
-              </w:rPr>
-              <m:t>,∀i∈</m:t>
-            </m:r>
-            <m:d>
-              <m:dPr>
-                <m:begChr m:val="{"/>
-                <m:endChr m:val="}"/>
-                <m:ctrlPr>
-                  <w:rPr>
-                    <w:rFonts w:ascii="Cambria Math" w:hAnsi="Cambria Math"/>
-                    <w:bCs/>
-                    <w:i/>
-                    <w:lang w:bidi="he-IL"/>
-                  </w:rPr>
-                </m:ctrlPr>
-              </m:dPr>
-              <m:e>
-                <m:r>
-                  <w:rPr>
-                    <w:rFonts w:ascii="Cambria Math" w:hAnsi="Cambria Math"/>
-                    <w:lang w:bidi="he-IL"/>
-                  </w:rPr>
-                  <m:t>1,2,3</m:t>
-                </m:r>
-              </m:e>
-            </m:d>
-            <m:r>
-              <w:rPr>
-                <w:rFonts w:ascii="Cambria Math" w:hAnsi="Cambria Math"/>
-                <w:lang w:bidi="he-IL"/>
-              </w:rPr>
-              <m:t>:</m:t>
-            </m:r>
-            <m:func>
-              <m:funcPr>
-                <m:ctrlPr>
-                  <w:rPr>
-                    <w:rFonts w:ascii="Cambria Math" w:hAnsi="Cambria Math"/>
-                  </w:rPr>
-                </m:ctrlPr>
-              </m:funcPr>
-              <m:fName>
-                <m:limLow>
-                  <m:limLowPr>
-                    <m:ctrlPr>
-                      <w:rPr>
-                        <w:rFonts w:ascii="Cambria Math" w:hAnsi="Cambria Math"/>
-                      </w:rPr>
-                    </m:ctrlPr>
-                  </m:limLowPr>
-                  <m:e>
-                    <m:r>
-                      <m:rPr>
-                        <m:sty m:val="p"/>
-                      </m:rPr>
-                      <w:rPr>
-                        <w:rFonts w:ascii="Cambria Math" w:hAnsi="Cambria Math"/>
-                      </w:rPr>
-                      <m:t>∃</m:t>
-                    </m:r>
-                  </m:e>
-                  <m:lim>
-                    <m:r>
-                      <w:rPr>
-                        <w:rFonts w:ascii="Cambria Math" w:hAnsi="Cambria Math"/>
-                      </w:rPr>
-                      <m:t>∞</m:t>
-                    </m:r>
-                  </m:lim>
-                </m:limLow>
-              </m:fName>
-              <m:e>
-                <m:r>
-                  <w:rPr>
-                    <w:rFonts w:ascii="Cambria Math" w:hAnsi="Cambria Math"/>
-                    <w:lang w:bidi="he-IL"/>
-                  </w:rPr>
-                  <m:t>k≥0</m:t>
-                </m:r>
-              </m:e>
-            </m:func>
-            <m:r>
-              <w:rPr>
-                <w:rFonts w:ascii="Cambria Math" w:hAnsi="Cambria Math"/>
-                <w:lang w:bidi="he-IL"/>
-              </w:rPr>
-              <m:t xml:space="preserve">, </m:t>
-            </m:r>
-            <m:sSub>
-              <m:sSubPr>
-                <m:ctrlPr>
-                  <w:rPr>
-                    <w:rFonts w:ascii="Cambria Math" w:hAnsi="Cambria Math"/>
-                    <w:bCs/>
-                    <w:i/>
-                    <w:lang w:bidi="he-IL"/>
-                  </w:rPr>
-                </m:ctrlPr>
-              </m:sSubPr>
-              <m:e>
-                <m:r>
-                  <w:rPr>
-                    <w:rFonts w:ascii="Cambria Math" w:hAnsi="Cambria Math"/>
-                    <w:lang w:bidi="he-IL"/>
-                  </w:rPr>
-                  <m:t>d</m:t>
-                </m:r>
-              </m:e>
-              <m:sub>
-                <m:r>
-                  <w:rPr>
-                    <w:rFonts w:ascii="Cambria Math" w:hAnsi="Cambria Math"/>
-                    <w:lang w:bidi="he-IL"/>
-                  </w:rPr>
-                  <m:t>i</m:t>
-                </m:r>
-              </m:sub>
-            </m:sSub>
-            <m:r>
-              <w:rPr>
-                <w:rFonts w:ascii="Cambria Math" w:hAnsi="Cambria Math"/>
-                <w:lang w:bidi="he-IL"/>
-              </w:rPr>
-              <m:t>∈L(</m:t>
-            </m:r>
-            <m:r>
-              <w:rPr>
-                <w:rFonts w:ascii="Cambria Math" w:hAnsi="Cambria Math"/>
-                <w:lang w:bidi="he-IL"/>
-              </w:rPr>
-              <m:t>π</m:t>
-            </m:r>
-            <m:d>
-              <m:dPr>
-                <m:begChr m:val="["/>
-                <m:endChr m:val="]"/>
-                <m:ctrlPr>
-                  <w:rPr>
-                    <w:rFonts w:ascii="Cambria Math" w:hAnsi="Cambria Math"/>
-                    <w:i/>
-                    <w:lang w:bidi="he-IL"/>
-                  </w:rPr>
-                </m:ctrlPr>
-              </m:dPr>
-              <m:e>
-                <m:r>
-                  <w:rPr>
-                    <w:rFonts w:ascii="Cambria Math" w:hAnsi="Cambria Math"/>
-                    <w:lang w:bidi="he-IL"/>
-                  </w:rPr>
-                  <m:t>k</m:t>
-                </m:r>
-              </m:e>
-            </m:d>
-            <m:r>
-              <w:rPr>
-                <w:rFonts w:ascii="Cambria Math" w:hAnsi="Cambria Math"/>
-                <w:lang w:bidi="he-IL"/>
-              </w:rPr>
-              <m:t xml:space="preserve">) </m:t>
-            </m:r>
-          </m:e>
-        </m:d>
-      </m:oMath>
-    </w:p>
-    <w:p>
-      <w:pPr>
-        <w:jc w:val="left"/>
-      </w:pPr>
-      <w:r>
-        <w:rPr>
-          <w:rtl/>
-          <w:lang w:bidi="he-IL"/>
-        </w:rPr>
-        <w:t>ג</w:t>
       </w:r>
       <w:r>
         <w:rPr>
@@ -10705,6 +10000,665 @@
       </w:pPr>
       <w:r>
         <w:rPr>
+          <w:rFonts w:hint="cs"/>
+          <w:rtl/>
+          <w:lang w:bidi="he-IL"/>
+        </w:rPr>
+        <w:t>ב</w:t>
+      </w:r>
+      <w:r>
+        <w:rPr>
+          <w:rtl/>
+        </w:rPr>
+        <w:t xml:space="preserve">. </w:t>
+      </w:r>
+      <m:oMath>
+        <m:d>
+          <m:dPr>
+            <m:ctrlPr>
+              <w:rPr>
+                <w:rFonts w:ascii="Cambria Math" w:hAnsi="Cambria Math" w:hint="cs"/>
+                <w:bCs/>
+                <w:i/>
+                <w:rtl/>
+                <w:lang w:bidi="he-IL"/>
+              </w:rPr>
+            </m:ctrlPr>
+          </m:dPr>
+          <m:e>
+            <m:r>
+              <w:rPr>
+                <w:rFonts w:ascii="Cambria Math" w:hAnsi="Cambria Math"/>
+                <w:lang w:bidi="he-IL"/>
+              </w:rPr>
+              <m:t>∀s∈Reach</m:t>
+            </m:r>
+            <m:d>
+              <m:dPr>
+                <m:ctrlPr>
+                  <w:rPr>
+                    <w:rFonts w:ascii="Cambria Math" w:hAnsi="Cambria Math"/>
+                    <w:bCs/>
+                    <w:i/>
+                    <w:lang w:bidi="he-IL"/>
+                  </w:rPr>
+                </m:ctrlPr>
+              </m:dPr>
+              <m:e>
+                <m:r>
+                  <w:rPr>
+                    <w:rFonts w:ascii="Cambria Math" w:hAnsi="Cambria Math"/>
+                    <w:lang w:bidi="he-IL"/>
+                  </w:rPr>
+                  <m:t>TS</m:t>
+                </m:r>
+              </m:e>
+            </m:d>
+            <m:r>
+              <w:rPr>
+                <w:rFonts w:ascii="Cambria Math" w:hAnsi="Cambria Math"/>
+                <w:lang w:bidi="he-IL"/>
+              </w:rPr>
+              <m:t>:</m:t>
+            </m:r>
+            <m:d>
+              <m:dPr>
+                <m:begChr m:val="|"/>
+                <m:endChr m:val="|"/>
+                <m:ctrlPr>
+                  <w:rPr>
+                    <w:rFonts w:ascii="Cambria Math" w:hAnsi="Cambria Math"/>
+                    <w:bCs/>
+                    <w:i/>
+                    <w:lang w:bidi="he-IL"/>
+                  </w:rPr>
+                </m:ctrlPr>
+              </m:dPr>
+              <m:e>
+                <m:r>
+                  <w:rPr>
+                    <w:rFonts w:ascii="Cambria Math" w:hAnsi="Cambria Math"/>
+                    <w:lang w:bidi="he-IL"/>
+                  </w:rPr>
+                  <m:t>L</m:t>
+                </m:r>
+                <m:d>
+                  <m:dPr>
+                    <m:ctrlPr>
+                      <w:rPr>
+                        <w:rFonts w:ascii="Cambria Math" w:hAnsi="Cambria Math"/>
+                        <w:bCs/>
+                        <w:i/>
+                        <w:lang w:bidi="he-IL"/>
+                      </w:rPr>
+                    </m:ctrlPr>
+                  </m:dPr>
+                  <m:e>
+                    <m:r>
+                      <w:rPr>
+                        <w:rFonts w:ascii="Cambria Math" w:hAnsi="Cambria Math"/>
+                        <w:lang w:bidi="he-IL"/>
+                      </w:rPr>
+                      <m:t>s</m:t>
+                    </m:r>
+                  </m:e>
+                </m:d>
+              </m:e>
+            </m:d>
+            <m:r>
+              <w:rPr>
+                <w:rFonts w:ascii="Cambria Math" w:hAnsi="Cambria Math"/>
+                <w:lang w:bidi="he-IL"/>
+              </w:rPr>
+              <m:t>≤1</m:t>
+            </m:r>
+          </m:e>
+        </m:d>
+        <m:r>
+          <w:rPr>
+            <w:rFonts w:ascii="Cambria Math" w:hAnsi="Cambria Math"/>
+            <w:lang w:bidi="he-IL"/>
+          </w:rPr>
+          <m:t>∧</m:t>
+        </m:r>
+        <m:d>
+          <m:dPr>
+            <m:ctrlPr>
+              <w:rPr>
+                <w:rFonts w:ascii="Cambria Math" w:hAnsi="Cambria Math"/>
+                <w:bCs/>
+                <w:i/>
+                <w:lang w:bidi="he-IL"/>
+              </w:rPr>
+            </m:ctrlPr>
+          </m:dPr>
+          <m:e>
+            <m:r>
+              <w:rPr>
+                <w:rFonts w:ascii="Cambria Math" w:hAnsi="Cambria Math"/>
+                <w:lang w:bidi="he-IL"/>
+              </w:rPr>
+              <m:t>∀π∈Paths</m:t>
+            </m:r>
+            <m:d>
+              <m:dPr>
+                <m:ctrlPr>
+                  <w:rPr>
+                    <w:rFonts w:ascii="Cambria Math" w:hAnsi="Cambria Math"/>
+                    <w:bCs/>
+                    <w:i/>
+                    <w:lang w:bidi="he-IL"/>
+                  </w:rPr>
+                </m:ctrlPr>
+              </m:dPr>
+              <m:e>
+                <m:r>
+                  <w:rPr>
+                    <w:rFonts w:ascii="Cambria Math" w:hAnsi="Cambria Math"/>
+                    <w:lang w:bidi="he-IL"/>
+                  </w:rPr>
+                  <m:t>TS</m:t>
+                </m:r>
+              </m:e>
+            </m:d>
+            <m:r>
+              <w:rPr>
+                <w:rFonts w:ascii="Cambria Math" w:hAnsi="Cambria Math"/>
+                <w:lang w:bidi="he-IL"/>
+              </w:rPr>
+              <m:t>,∀i∈</m:t>
+            </m:r>
+            <m:d>
+              <m:dPr>
+                <m:begChr m:val="{"/>
+                <m:endChr m:val="}"/>
+                <m:ctrlPr>
+                  <w:rPr>
+                    <w:rFonts w:ascii="Cambria Math" w:hAnsi="Cambria Math"/>
+                    <w:bCs/>
+                    <w:i/>
+                    <w:lang w:bidi="he-IL"/>
+                  </w:rPr>
+                </m:ctrlPr>
+              </m:dPr>
+              <m:e>
+                <m:r>
+                  <w:rPr>
+                    <w:rFonts w:ascii="Cambria Math" w:hAnsi="Cambria Math"/>
+                    <w:lang w:bidi="he-IL"/>
+                  </w:rPr>
+                  <m:t>1,2,3</m:t>
+                </m:r>
+              </m:e>
+            </m:d>
+            <m:r>
+              <w:rPr>
+                <w:rFonts w:ascii="Cambria Math" w:hAnsi="Cambria Math"/>
+                <w:lang w:bidi="he-IL"/>
+              </w:rPr>
+              <m:t>:</m:t>
+            </m:r>
+            <m:func>
+              <m:funcPr>
+                <m:ctrlPr>
+                  <w:rPr>
+                    <w:rFonts w:ascii="Cambria Math" w:hAnsi="Cambria Math"/>
+                  </w:rPr>
+                </m:ctrlPr>
+              </m:funcPr>
+              <m:fName>
+                <m:limLow>
+                  <m:limLowPr>
+                    <m:ctrlPr>
+                      <w:rPr>
+                        <w:rFonts w:ascii="Cambria Math" w:hAnsi="Cambria Math"/>
+                      </w:rPr>
+                    </m:ctrlPr>
+                  </m:limLowPr>
+                  <m:e>
+                    <m:r>
+                      <m:rPr>
+                        <m:sty m:val="p"/>
+                      </m:rPr>
+                      <w:rPr>
+                        <w:rFonts w:ascii="Cambria Math" w:hAnsi="Cambria Math"/>
+                      </w:rPr>
+                      <m:t>∃</m:t>
+                    </m:r>
+                  </m:e>
+                  <m:lim>
+                    <m:r>
+                      <w:rPr>
+                        <w:rFonts w:ascii="Cambria Math" w:hAnsi="Cambria Math"/>
+                      </w:rPr>
+                      <m:t>∞</m:t>
+                    </m:r>
+                  </m:lim>
+                </m:limLow>
+              </m:fName>
+              <m:e>
+                <m:r>
+                  <w:rPr>
+                    <w:rFonts w:ascii="Cambria Math" w:hAnsi="Cambria Math"/>
+                    <w:lang w:bidi="he-IL"/>
+                  </w:rPr>
+                  <m:t>k≥0</m:t>
+                </m:r>
+              </m:e>
+            </m:func>
+            <m:r>
+              <w:rPr>
+                <w:rFonts w:ascii="Cambria Math" w:hAnsi="Cambria Math"/>
+                <w:lang w:bidi="he-IL"/>
+              </w:rPr>
+              <m:t xml:space="preserve">, </m:t>
+            </m:r>
+            <m:sSub>
+              <m:sSubPr>
+                <m:ctrlPr>
+                  <w:rPr>
+                    <w:rFonts w:ascii="Cambria Math" w:hAnsi="Cambria Math"/>
+                    <w:bCs/>
+                    <w:i/>
+                    <w:lang w:bidi="he-IL"/>
+                  </w:rPr>
+                </m:ctrlPr>
+              </m:sSubPr>
+              <m:e>
+                <m:r>
+                  <w:rPr>
+                    <w:rFonts w:ascii="Cambria Math" w:hAnsi="Cambria Math"/>
+                    <w:lang w:bidi="he-IL"/>
+                  </w:rPr>
+                  <m:t>d</m:t>
+                </m:r>
+              </m:e>
+              <m:sub>
+                <m:r>
+                  <w:rPr>
+                    <w:rFonts w:ascii="Cambria Math" w:hAnsi="Cambria Math"/>
+                    <w:lang w:bidi="he-IL"/>
+                  </w:rPr>
+                  <m:t>i</m:t>
+                </m:r>
+              </m:sub>
+            </m:sSub>
+            <m:r>
+              <w:rPr>
+                <w:rFonts w:ascii="Cambria Math" w:hAnsi="Cambria Math"/>
+                <w:lang w:bidi="he-IL"/>
+              </w:rPr>
+              <m:t>∈L(π</m:t>
+            </m:r>
+            <m:d>
+              <m:dPr>
+                <m:begChr m:val="["/>
+                <m:endChr m:val="]"/>
+                <m:ctrlPr>
+                  <w:rPr>
+                    <w:rFonts w:ascii="Cambria Math" w:hAnsi="Cambria Math"/>
+                    <w:i/>
+                    <w:lang w:bidi="he-IL"/>
+                  </w:rPr>
+                </m:ctrlPr>
+              </m:dPr>
+              <m:e>
+                <m:r>
+                  <w:rPr>
+                    <w:rFonts w:ascii="Cambria Math" w:hAnsi="Cambria Math"/>
+                    <w:lang w:bidi="he-IL"/>
+                  </w:rPr>
+                  <m:t>k</m:t>
+                </m:r>
+              </m:e>
+            </m:d>
+            <m:r>
+              <w:rPr>
+                <w:rFonts w:ascii="Cambria Math" w:hAnsi="Cambria Math"/>
+                <w:lang w:bidi="he-IL"/>
+              </w:rPr>
+              <m:t xml:space="preserve">) </m:t>
+            </m:r>
+          </m:e>
+        </m:d>
+      </m:oMath>
+    </w:p>
+    <w:p>
+      <w:pPr>
+        <w:jc w:val="left"/>
+      </w:pPr>
+      <w:r>
+        <w:rPr>
+          <w:rFonts w:hint="cs"/>
+          <w:rtl/>
+          <w:lang w:bidi="he-IL"/>
+        </w:rPr>
+        <w:t>ג</w:t>
+      </w:r>
+      <w:r>
+        <w:rPr>
+          <w:rtl/>
+        </w:rPr>
+        <w:t xml:space="preserve">. </w:t>
+      </w:r>
+      <m:oMath>
+        <m:d>
+          <m:dPr>
+            <m:ctrlPr>
+              <w:rPr>
+                <w:rFonts w:ascii="Cambria Math" w:hAnsi="Cambria Math" w:hint="cs"/>
+                <w:bCs/>
+                <w:i/>
+                <w:rtl/>
+                <w:lang w:bidi="he-IL"/>
+              </w:rPr>
+            </m:ctrlPr>
+          </m:dPr>
+          <m:e>
+            <m:r>
+              <w:rPr>
+                <w:rFonts w:ascii="Cambria Math" w:hAnsi="Cambria Math"/>
+                <w:lang w:bidi="he-IL"/>
+              </w:rPr>
+              <m:t>∀s∈Reach</m:t>
+            </m:r>
+            <m:d>
+              <m:dPr>
+                <m:ctrlPr>
+                  <w:rPr>
+                    <w:rFonts w:ascii="Cambria Math" w:hAnsi="Cambria Math"/>
+                    <w:bCs/>
+                    <w:i/>
+                    <w:lang w:bidi="he-IL"/>
+                  </w:rPr>
+                </m:ctrlPr>
+              </m:dPr>
+              <m:e>
+                <m:r>
+                  <w:rPr>
+                    <w:rFonts w:ascii="Cambria Math" w:hAnsi="Cambria Math"/>
+                    <w:lang w:bidi="he-IL"/>
+                  </w:rPr>
+                  <m:t>TS</m:t>
+                </m:r>
+              </m:e>
+            </m:d>
+            <m:r>
+              <w:rPr>
+                <w:rFonts w:ascii="Cambria Math" w:hAnsi="Cambria Math"/>
+                <w:lang w:bidi="he-IL"/>
+              </w:rPr>
+              <m:t>:</m:t>
+            </m:r>
+            <m:d>
+              <m:dPr>
+                <m:begChr m:val="|"/>
+                <m:endChr m:val="|"/>
+                <m:ctrlPr>
+                  <w:rPr>
+                    <w:rFonts w:ascii="Cambria Math" w:hAnsi="Cambria Math"/>
+                    <w:bCs/>
+                    <w:i/>
+                    <w:lang w:bidi="he-IL"/>
+                  </w:rPr>
+                </m:ctrlPr>
+              </m:dPr>
+              <m:e>
+                <m:r>
+                  <w:rPr>
+                    <w:rFonts w:ascii="Cambria Math" w:hAnsi="Cambria Math"/>
+                    <w:lang w:bidi="he-IL"/>
+                  </w:rPr>
+                  <m:t>L</m:t>
+                </m:r>
+                <m:d>
+                  <m:dPr>
+                    <m:ctrlPr>
+                      <w:rPr>
+                        <w:rFonts w:ascii="Cambria Math" w:hAnsi="Cambria Math"/>
+                        <w:bCs/>
+                        <w:i/>
+                        <w:lang w:bidi="he-IL"/>
+                      </w:rPr>
+                    </m:ctrlPr>
+                  </m:dPr>
+                  <m:e>
+                    <m:r>
+                      <w:rPr>
+                        <w:rFonts w:ascii="Cambria Math" w:hAnsi="Cambria Math"/>
+                        <w:lang w:bidi="he-IL"/>
+                      </w:rPr>
+                      <m:t>s</m:t>
+                    </m:r>
+                  </m:e>
+                </m:d>
+              </m:e>
+            </m:d>
+            <m:r>
+              <w:rPr>
+                <w:rFonts w:ascii="Cambria Math" w:hAnsi="Cambria Math"/>
+                <w:lang w:bidi="he-IL"/>
+              </w:rPr>
+              <m:t>≤1</m:t>
+            </m:r>
+          </m:e>
+        </m:d>
+        <m:r>
+          <w:rPr>
+            <w:rFonts w:ascii="Cambria Math" w:hAnsi="Cambria Math"/>
+            <w:lang w:bidi="he-IL"/>
+          </w:rPr>
+          <m:t>∧¬</m:t>
+        </m:r>
+        <m:d>
+          <m:dPr>
+            <m:ctrlPr>
+              <w:rPr>
+                <w:rFonts w:ascii="Cambria Math" w:hAnsi="Cambria Math"/>
+                <w:bCs/>
+                <w:i/>
+                <w:lang w:bidi="he-IL"/>
+              </w:rPr>
+            </m:ctrlPr>
+          </m:dPr>
+          <m:e>
+            <m:r>
+              <w:rPr>
+                <w:rFonts w:ascii="Cambria Math" w:hAnsi="Cambria Math"/>
+                <w:lang w:bidi="he-IL"/>
+              </w:rPr>
+              <m:t>∀π∈Paths</m:t>
+            </m:r>
+            <m:d>
+              <m:dPr>
+                <m:ctrlPr>
+                  <w:rPr>
+                    <w:rFonts w:ascii="Cambria Math" w:hAnsi="Cambria Math"/>
+                    <w:bCs/>
+                    <w:i/>
+                    <w:lang w:bidi="he-IL"/>
+                  </w:rPr>
+                </m:ctrlPr>
+              </m:dPr>
+              <m:e>
+                <m:r>
+                  <w:rPr>
+                    <w:rFonts w:ascii="Cambria Math" w:hAnsi="Cambria Math"/>
+                    <w:lang w:bidi="he-IL"/>
+                  </w:rPr>
+                  <m:t>TS</m:t>
+                </m:r>
+              </m:e>
+            </m:d>
+            <m:r>
+              <w:rPr>
+                <w:rFonts w:ascii="Cambria Math" w:hAnsi="Cambria Math"/>
+                <w:lang w:bidi="he-IL"/>
+              </w:rPr>
+              <m:t>,∀i∈</m:t>
+            </m:r>
+            <m:d>
+              <m:dPr>
+                <m:begChr m:val="{"/>
+                <m:endChr m:val="}"/>
+                <m:ctrlPr>
+                  <w:rPr>
+                    <w:rFonts w:ascii="Cambria Math" w:hAnsi="Cambria Math"/>
+                    <w:bCs/>
+                    <w:i/>
+                    <w:lang w:bidi="he-IL"/>
+                  </w:rPr>
+                </m:ctrlPr>
+              </m:dPr>
+              <m:e>
+                <m:r>
+                  <w:rPr>
+                    <w:rFonts w:ascii="Cambria Math" w:hAnsi="Cambria Math"/>
+                    <w:lang w:bidi="he-IL"/>
+                  </w:rPr>
+                  <m:t>1,2,3</m:t>
+                </m:r>
+              </m:e>
+            </m:d>
+            <m:r>
+              <w:rPr>
+                <w:rFonts w:ascii="Cambria Math" w:hAnsi="Cambria Math"/>
+                <w:lang w:bidi="he-IL"/>
+              </w:rPr>
+              <m:t>:</m:t>
+            </m:r>
+            <m:func>
+              <m:funcPr>
+                <m:ctrlPr>
+                  <w:rPr>
+                    <w:rFonts w:ascii="Cambria Math" w:hAnsi="Cambria Math"/>
+                  </w:rPr>
+                </m:ctrlPr>
+              </m:funcPr>
+              <m:fName>
+                <m:limLow>
+                  <m:limLowPr>
+                    <m:ctrlPr>
+                      <w:rPr>
+                        <w:rFonts w:ascii="Cambria Math" w:hAnsi="Cambria Math"/>
+                      </w:rPr>
+                    </m:ctrlPr>
+                  </m:limLowPr>
+                  <m:e>
+                    <m:r>
+                      <m:rPr>
+                        <m:sty m:val="p"/>
+                      </m:rPr>
+                      <w:rPr>
+                        <w:rFonts w:ascii="Cambria Math" w:hAnsi="Cambria Math"/>
+                      </w:rPr>
+                      <m:t>∃</m:t>
+                    </m:r>
+                  </m:e>
+                  <m:lim>
+                    <m:r>
+                      <w:rPr>
+                        <w:rFonts w:ascii="Cambria Math" w:hAnsi="Cambria Math"/>
+                      </w:rPr>
+                      <m:t>∞</m:t>
+                    </m:r>
+                  </m:lim>
+                </m:limLow>
+              </m:fName>
+              <m:e>
+                <m:r>
+                  <w:rPr>
+                    <w:rFonts w:ascii="Cambria Math" w:hAnsi="Cambria Math"/>
+                    <w:lang w:bidi="he-IL"/>
+                  </w:rPr>
+                  <m:t>k≥0</m:t>
+                </m:r>
+              </m:e>
+            </m:func>
+            <m:r>
+              <w:rPr>
+                <w:rFonts w:ascii="Cambria Math" w:hAnsi="Cambria Math"/>
+                <w:lang w:bidi="he-IL"/>
+              </w:rPr>
+              <m:t xml:space="preserve">, </m:t>
+            </m:r>
+            <m:sSub>
+              <m:sSubPr>
+                <m:ctrlPr>
+                  <w:rPr>
+                    <w:rFonts w:ascii="Cambria Math" w:hAnsi="Cambria Math"/>
+                    <w:bCs/>
+                    <w:i/>
+                    <w:lang w:bidi="he-IL"/>
+                  </w:rPr>
+                </m:ctrlPr>
+              </m:sSubPr>
+              <m:e>
+                <m:r>
+                  <w:rPr>
+                    <w:rFonts w:ascii="Cambria Math" w:hAnsi="Cambria Math"/>
+                    <w:lang w:bidi="he-IL"/>
+                  </w:rPr>
+                  <m:t>d</m:t>
+                </m:r>
+              </m:e>
+              <m:sub>
+                <m:r>
+                  <w:rPr>
+                    <w:rFonts w:ascii="Cambria Math" w:hAnsi="Cambria Math"/>
+                    <w:lang w:bidi="he-IL"/>
+                  </w:rPr>
+                  <m:t>i</m:t>
+                </m:r>
+              </m:sub>
+            </m:sSub>
+            <m:r>
+              <w:rPr>
+                <w:rFonts w:ascii="Cambria Math" w:hAnsi="Cambria Math"/>
+                <w:lang w:bidi="he-IL"/>
+              </w:rPr>
+              <m:t>∈L(π</m:t>
+            </m:r>
+            <m:d>
+              <m:dPr>
+                <m:begChr m:val="["/>
+                <m:endChr m:val="]"/>
+                <m:ctrlPr>
+                  <w:rPr>
+                    <w:rFonts w:ascii="Cambria Math" w:hAnsi="Cambria Math"/>
+                    <w:i/>
+                    <w:lang w:bidi="he-IL"/>
+                  </w:rPr>
+                </m:ctrlPr>
+              </m:dPr>
+              <m:e>
+                <m:r>
+                  <w:rPr>
+                    <w:rFonts w:ascii="Cambria Math" w:hAnsi="Cambria Math"/>
+                    <w:lang w:bidi="he-IL"/>
+                  </w:rPr>
+                  <m:t>k</m:t>
+                </m:r>
+              </m:e>
+            </m:d>
+            <m:r>
+              <w:rPr>
+                <w:rFonts w:ascii="Cambria Math" w:hAnsi="Cambria Math"/>
+                <w:lang w:bidi="he-IL"/>
+              </w:rPr>
+              <m:t xml:space="preserve">) </m:t>
+            </m:r>
+          </m:e>
+        </m:d>
+      </m:oMath>
+    </w:p>
+    <w:p>
+      <w:pPr>
+        <w:jc w:val="left"/>
+      </w:pPr>
+      <w:r>
+        <w:rPr>
+          <w:rFonts w:hint="cs"/>
           <w:rtl/>
           <w:lang w:bidi="he-IL"/>
         </w:rPr>
@@ -10999,14 +10953,7 @@
                 <w:rFonts w:ascii="Cambria Math" w:hAnsi="Cambria Math"/>
                 <w:lang w:bidi="he-IL"/>
               </w:rPr>
-              <m:t>∈L(</m:t>
-            </m:r>
-            <m:r>
-              <w:rPr>
-                <w:rFonts w:ascii="Cambria Math" w:hAnsi="Cambria Math"/>
-                <w:lang w:bidi="he-IL"/>
-              </w:rPr>
-              <m:t>π</m:t>
+              <m:t>∈L(π</m:t>
             </m:r>
             <m:d>
               <m:dPr>
@@ -11358,7 +11305,7 @@
         </m:sSub>
         <m:r>
           <w:rPr>
-            <w:rFonts w:hint="cs"/>
+            <w:rFonts w:ascii="Cambria Math" w:hAnsi="Cambria Math" w:hint="cs"/>
             <w:rtl/>
           </w:rPr>
           <m:t>×</m:t>
@@ -11429,22 +11376,26 @@
         <w:jc w:val="center"/>
       </w:pPr>
       <w:r>
+        <w:rPr>
+          <w:noProof/>
+        </w:rPr>
         <w:drawing>
-          <wp:inline xmlns:a="http://schemas.openxmlformats.org/drawingml/2006/main" xmlns:pic="http://schemas.openxmlformats.org/drawingml/2006/picture">
+          <wp:inline distT="0" distB="0" distL="0" distR="0" wp14:anchorId="60610EE2" wp14:editId="0684D942">
             <wp:extent cx="6190488" cy="1554957"/>
-            <wp:docPr id="541" name="Picture 541"/>
+            <wp:effectExtent l="0" t="0" r="0" b="0"/>
+            <wp:docPr id="576" name="Picture 576"/>
             <wp:cNvGraphicFramePr>
-              <a:graphicFrameLocks noChangeAspect="1"/>
+              <a:graphicFrameLocks xmlns:a="http://schemas.openxmlformats.org/drawingml/2006/main" noChangeAspect="1"/>
             </wp:cNvGraphicFramePr>
-            <a:graphic>
+            <a:graphic xmlns:a="http://schemas.openxmlformats.org/drawingml/2006/main">
               <a:graphicData uri="http://schemas.openxmlformats.org/drawingml/2006/picture">
-                <pic:pic>
+                <pic:pic xmlns:pic="http://schemas.openxmlformats.org/drawingml/2006/picture">
                   <pic:nvPicPr>
                     <pic:cNvPr id="0" name="image.png"/>
                     <pic:cNvPicPr/>
                   </pic:nvPicPr>
                   <pic:blipFill>
-                    <a:blip r:embed="rId62"/>
+                    <a:blip r:embed="rId25"/>
                     <a:stretch>
                       <a:fillRect/>
                     </a:stretch>
@@ -11454,7 +11405,9 @@
                       <a:off x="0" y="0"/>
                       <a:ext cx="6190488" cy="1554957"/>
                     </a:xfrm>
-                    <a:prstGeom prst="rect"/>
+                    <a:prstGeom prst="rect">
+                      <a:avLst/>
+                    </a:prstGeom>
                   </pic:spPr>
                 </pic:pic>
               </a:graphicData>
@@ -11606,22 +11559,26 @@
         <w:jc w:val="center"/>
       </w:pPr>
       <w:r>
+        <w:rPr>
+          <w:noProof/>
+        </w:rPr>
         <w:drawing>
-          <wp:inline xmlns:a="http://schemas.openxmlformats.org/drawingml/2006/main" xmlns:pic="http://schemas.openxmlformats.org/drawingml/2006/picture">
+          <wp:inline distT="0" distB="0" distL="0" distR="0" wp14:anchorId="318F74B2" wp14:editId="677CA196">
             <wp:extent cx="6190488" cy="2333575"/>
-            <wp:docPr id="542" name="Picture 542"/>
+            <wp:effectExtent l="0" t="0" r="0" b="0"/>
+            <wp:docPr id="577" name="Picture 577"/>
             <wp:cNvGraphicFramePr>
-              <a:graphicFrameLocks noChangeAspect="1"/>
+              <a:graphicFrameLocks xmlns:a="http://schemas.openxmlformats.org/drawingml/2006/main" noChangeAspect="1"/>
             </wp:cNvGraphicFramePr>
-            <a:graphic>
+            <a:graphic xmlns:a="http://schemas.openxmlformats.org/drawingml/2006/main">
               <a:graphicData uri="http://schemas.openxmlformats.org/drawingml/2006/picture">
-                <pic:pic>
+                <pic:pic xmlns:pic="http://schemas.openxmlformats.org/drawingml/2006/picture">
                   <pic:nvPicPr>
                     <pic:cNvPr id="0" name="image.png"/>
                     <pic:cNvPicPr/>
                   </pic:nvPicPr>
                   <pic:blipFill>
-                    <a:blip r:embed="rId63"/>
+                    <a:blip r:embed="rId26"/>
                     <a:stretch>
                       <a:fillRect/>
                     </a:stretch>
@@ -11631,7 +11588,9 @@
                       <a:off x="0" y="0"/>
                       <a:ext cx="6190488" cy="2333575"/>
                     </a:xfrm>
-                    <a:prstGeom prst="rect"/>
+                    <a:prstGeom prst="rect">
+                      <a:avLst/>
+                    </a:prstGeom>
                   </pic:spPr>
                 </pic:pic>
               </a:graphicData>
@@ -11802,6 +11761,7 @@
         <w:rPr>
           <w:rtl/>
         </w:rPr>
+        <w:lastRenderedPageBreak/>
         <w:t xml:space="preserve">א. </w:t>
       </w:r>
     </w:p>
@@ -11810,22 +11770,26 @@
         <w:jc w:val="center"/>
       </w:pPr>
       <w:r>
+        <w:rPr>
+          <w:noProof/>
+        </w:rPr>
         <w:drawing>
-          <wp:inline xmlns:a="http://schemas.openxmlformats.org/drawingml/2006/main" xmlns:pic="http://schemas.openxmlformats.org/drawingml/2006/picture">
+          <wp:inline distT="0" distB="0" distL="0" distR="0" wp14:anchorId="334FD7ED" wp14:editId="191B702C">
             <wp:extent cx="3977639" cy="2218499"/>
-            <wp:docPr id="543" name="Picture 543"/>
+            <wp:effectExtent l="0" t="0" r="0" b="0"/>
+            <wp:docPr id="578" name="Picture 578"/>
             <wp:cNvGraphicFramePr>
-              <a:graphicFrameLocks noChangeAspect="1"/>
+              <a:graphicFrameLocks xmlns:a="http://schemas.openxmlformats.org/drawingml/2006/main" noChangeAspect="1"/>
             </wp:cNvGraphicFramePr>
-            <a:graphic>
+            <a:graphic xmlns:a="http://schemas.openxmlformats.org/drawingml/2006/main">
               <a:graphicData uri="http://schemas.openxmlformats.org/drawingml/2006/picture">
-                <pic:pic>
+                <pic:pic xmlns:pic="http://schemas.openxmlformats.org/drawingml/2006/picture">
                   <pic:nvPicPr>
                     <pic:cNvPr id="0" name="image.png"/>
                     <pic:cNvPicPr/>
                   </pic:nvPicPr>
                   <pic:blipFill>
-                    <a:blip r:embed="rId6"/>
+                    <a:blip r:embed="rId27"/>
                     <a:stretch>
                       <a:fillRect/>
                     </a:stretch>
@@ -11835,7 +11799,9 @@
                       <a:off x="0" y="0"/>
                       <a:ext cx="3977639" cy="2218499"/>
                     </a:xfrm>
-                    <a:prstGeom prst="rect"/>
+                    <a:prstGeom prst="rect">
+                      <a:avLst/>
+                    </a:prstGeom>
                   </pic:spPr>
                 </pic:pic>
               </a:graphicData>
@@ -11866,22 +11832,26 @@
         <w:jc w:val="center"/>
       </w:pPr>
       <w:r>
+        <w:rPr>
+          <w:noProof/>
+        </w:rPr>
         <w:drawing>
-          <wp:inline xmlns:a="http://schemas.openxmlformats.org/drawingml/2006/main" xmlns:pic="http://schemas.openxmlformats.org/drawingml/2006/picture">
+          <wp:inline distT="0" distB="0" distL="0" distR="0" wp14:anchorId="4CAB0FFD" wp14:editId="59914C1A">
             <wp:extent cx="3977639" cy="2218499"/>
-            <wp:docPr id="544" name="Picture 544"/>
+            <wp:effectExtent l="0" t="0" r="0" b="0"/>
+            <wp:docPr id="579" name="Picture 579"/>
             <wp:cNvGraphicFramePr>
-              <a:graphicFrameLocks noChangeAspect="1"/>
+              <a:graphicFrameLocks xmlns:a="http://schemas.openxmlformats.org/drawingml/2006/main" noChangeAspect="1"/>
             </wp:cNvGraphicFramePr>
-            <a:graphic>
+            <a:graphic xmlns:a="http://schemas.openxmlformats.org/drawingml/2006/main">
               <a:graphicData uri="http://schemas.openxmlformats.org/drawingml/2006/picture">
-                <pic:pic>
+                <pic:pic xmlns:pic="http://schemas.openxmlformats.org/drawingml/2006/picture">
                   <pic:nvPicPr>
                     <pic:cNvPr id="0" name="image.png"/>
                     <pic:cNvPicPr/>
                   </pic:nvPicPr>
                   <pic:blipFill>
-                    <a:blip r:embed="rId11"/>
+                    <a:blip r:embed="rId28"/>
                     <a:stretch>
                       <a:fillRect/>
                     </a:stretch>
@@ -11891,7 +11861,9 @@
                       <a:off x="0" y="0"/>
                       <a:ext cx="3977639" cy="2218499"/>
                     </a:xfrm>
-                    <a:prstGeom prst="rect"/>
+                    <a:prstGeom prst="rect">
+                      <a:avLst/>
+                    </a:prstGeom>
                   </pic:spPr>
                 </pic:pic>
               </a:graphicData>
@@ -11904,79 +11876,50 @@
       <w:pPr>
         <w:jc w:val="center"/>
       </w:pPr>
-      <w:r>
+    </w:p>
+    <w:p>
+      <w:pPr>
+        <w:jc w:val="left"/>
+      </w:pPr>
+    </w:p>
+    <w:p>
+      <w:pPr>
+        <w:keepNext/>
+        <w:jc w:val="left"/>
+      </w:pPr>
+      <w:r>
+        <w:rPr>
+          <w:rtl/>
+        </w:rPr>
+        <w:lastRenderedPageBreak/>
+        <w:t xml:space="preserve">ג. </w:t>
+      </w:r>
+    </w:p>
+    <w:p>
+      <w:pPr>
+        <w:jc w:val="center"/>
+      </w:pPr>
+      <w:r>
+        <w:rPr>
+          <w:noProof/>
+        </w:rPr>
         <w:drawing>
-          <wp:inline xmlns:a="http://schemas.openxmlformats.org/drawingml/2006/main" xmlns:pic="http://schemas.openxmlformats.org/drawingml/2006/picture">
-            <wp:extent cx="3977639" cy="2127149"/>
-            <wp:docPr id="439" name="Picture 439"/>
+          <wp:inline distT="0" distB="0" distL="0" distR="0" wp14:anchorId="54FE9723" wp14:editId="45F9059D">
+            <wp:extent cx="3977639" cy="2218499"/>
+            <wp:effectExtent l="0" t="0" r="0" b="0"/>
+            <wp:docPr id="580" name="Picture 580"/>
             <wp:cNvGraphicFramePr>
-              <a:graphicFrameLocks noChangeAspect="1"/>
+              <a:graphicFrameLocks xmlns:a="http://schemas.openxmlformats.org/drawingml/2006/main" noChangeAspect="1"/>
             </wp:cNvGraphicFramePr>
-            <a:graphic>
+            <a:graphic xmlns:a="http://schemas.openxmlformats.org/drawingml/2006/main">
               <a:graphicData uri="http://schemas.openxmlformats.org/drawingml/2006/picture">
-                <pic:pic>
+                <pic:pic xmlns:pic="http://schemas.openxmlformats.org/drawingml/2006/picture">
                   <pic:nvPicPr>
                     <pic:cNvPr id="0" name="image.png"/>
                     <pic:cNvPicPr/>
                   </pic:nvPicPr>
                   <pic:blipFill>
-                    <a:blip r:embed="rId65"/>
-                    <a:stretch>
-                      <a:fillRect/>
-                    </a:stretch>
-                  </pic:blipFill>
-                  <pic:spPr>
-                    <a:xfrm>
-                      <a:off x="0" y="0"/>
-                      <a:ext cx="3977639" cy="2127149"/>
-                    </a:xfrm>
-                    <a:prstGeom prst="rect"/>
-                  </pic:spPr>
-                </pic:pic>
-              </a:graphicData>
-            </a:graphic>
-          </wp:inline>
-        </w:drawing>
-      </w:r>
-    </w:p>
-    <w:p>
-      <w:pPr>
-        <w:jc w:val="left"/>
-      </w:pPr>
-    </w:p>
-    <w:p>
-      <w:pPr>
-        <w:keepNext/>
-        <w:jc w:val="left"/>
-      </w:pPr>
-      <w:r>
-        <w:rPr>
-          <w:rtl/>
-        </w:rPr>
-        <w:t xml:space="preserve">ג. </w:t>
-      </w:r>
-    </w:p>
-    <w:p>
-      <w:pPr>
-        <w:jc w:val="center"/>
-      </w:pPr>
-      <w:r>
-        <w:drawing>
-          <wp:inline xmlns:a="http://schemas.openxmlformats.org/drawingml/2006/main" xmlns:pic="http://schemas.openxmlformats.org/drawingml/2006/picture">
-            <wp:extent cx="3977639" cy="2218499"/>
-            <wp:docPr id="545" name="Picture 545"/>
-            <wp:cNvGraphicFramePr>
-              <a:graphicFrameLocks noChangeAspect="1"/>
-            </wp:cNvGraphicFramePr>
-            <a:graphic>
-              <a:graphicData uri="http://schemas.openxmlformats.org/drawingml/2006/picture">
-                <pic:pic>
-                  <pic:nvPicPr>
-                    <pic:cNvPr id="0" name="image.png"/>
-                    <pic:cNvPicPr/>
-                  </pic:nvPicPr>
-                  <pic:blipFill>
-                    <a:blip r:embed="rId7"/>
+                    <a:blip r:embed="rId29"/>
                     <a:stretch>
                       <a:fillRect/>
                     </a:stretch>
@@ -11986,7 +11929,9 @@
                       <a:off x="0" y="0"/>
                       <a:ext cx="3977639" cy="2218499"/>
                     </a:xfrm>
-                    <a:prstGeom prst="rect"/>
+                    <a:prstGeom prst="rect">
+                      <a:avLst/>
+                    </a:prstGeom>
                   </pic:spPr>
                 </pic:pic>
               </a:graphicData>
@@ -12014,7 +11959,6 @@
         <w:rPr>
           <w:rtl/>
         </w:rPr>
-        <w:lastRenderedPageBreak/>
         <w:t xml:space="preserve">ד. </w:t>
       </w:r>
     </w:p>
@@ -12023,22 +11967,26 @@
         <w:jc w:val="center"/>
       </w:pPr>
       <w:r>
+        <w:rPr>
+          <w:noProof/>
+        </w:rPr>
         <w:drawing>
-          <wp:inline xmlns:a="http://schemas.openxmlformats.org/drawingml/2006/main" xmlns:pic="http://schemas.openxmlformats.org/drawingml/2006/picture">
+          <wp:inline distT="0" distB="0" distL="0" distR="0" wp14:anchorId="7D592116" wp14:editId="5F574D04">
             <wp:extent cx="3977639" cy="2218499"/>
-            <wp:docPr id="546" name="Picture 546"/>
+            <wp:effectExtent l="0" t="0" r="0" b="0"/>
+            <wp:docPr id="581" name="Picture 581"/>
             <wp:cNvGraphicFramePr>
-              <a:graphicFrameLocks noChangeAspect="1"/>
+              <a:graphicFrameLocks xmlns:a="http://schemas.openxmlformats.org/drawingml/2006/main" noChangeAspect="1"/>
             </wp:cNvGraphicFramePr>
-            <a:graphic>
+            <a:graphic xmlns:a="http://schemas.openxmlformats.org/drawingml/2006/main">
               <a:graphicData uri="http://schemas.openxmlformats.org/drawingml/2006/picture">
-                <pic:pic>
+                <pic:pic xmlns:pic="http://schemas.openxmlformats.org/drawingml/2006/picture">
                   <pic:nvPicPr>
                     <pic:cNvPr id="0" name="image.png"/>
                     <pic:cNvPicPr/>
                   </pic:nvPicPr>
                   <pic:blipFill>
-                    <a:blip r:embed="rId8"/>
+                    <a:blip r:embed="rId30"/>
                     <a:stretch>
                       <a:fillRect/>
                     </a:stretch>
@@ -12048,7 +11996,9 @@
                       <a:off x="0" y="0"/>
                       <a:ext cx="3977639" cy="2218499"/>
                     </a:xfrm>
-                    <a:prstGeom prst="rect"/>
+                    <a:prstGeom prst="rect">
+                      <a:avLst/>
+                    </a:prstGeom>
                   </pic:spPr>
                 </pic:pic>
               </a:graphicData>
@@ -12061,23 +12011,117 @@
       <w:pPr>
         <w:jc w:val="center"/>
       </w:pPr>
-      <w:r>
+    </w:p>
+    <w:p>
+      <w:pPr>
+        <w:jc w:val="center"/>
+      </w:pPr>
+    </w:p>
+    <w:p>
+      <w:pPr>
+        <w:jc w:val="left"/>
+      </w:pPr>
+    </w:p>
+    <w:p>
+      <w:pPr>
+        <w:keepNext/>
+        <w:jc w:val="left"/>
+      </w:pPr>
+      <w:r>
+        <w:rPr>
+          <w:rtl/>
+        </w:rPr>
+        <w:lastRenderedPageBreak/>
+        <w:t xml:space="preserve">ה. </w:t>
+      </w:r>
+    </w:p>
+    <w:p>
+      <w:pPr>
+        <w:jc w:val="center"/>
+      </w:pPr>
+      <w:r>
+        <w:rPr>
+          <w:noProof/>
+        </w:rPr>
         <w:drawing>
-          <wp:inline xmlns:a="http://schemas.openxmlformats.org/drawingml/2006/main" xmlns:pic="http://schemas.openxmlformats.org/drawingml/2006/picture">
-            <wp:extent cx="3977639" cy="2218499"/>
-            <wp:docPr id="441" name="Picture 441"/>
+          <wp:inline distT="0" distB="0" distL="0" distR="0" wp14:anchorId="150787B4" wp14:editId="5CEDB6BE">
+            <wp:extent cx="3977639" cy="2604779"/>
+            <wp:effectExtent l="0" t="0" r="0" b="0"/>
+            <wp:docPr id="582" name="Picture 582"/>
             <wp:cNvGraphicFramePr>
-              <a:graphicFrameLocks noChangeAspect="1"/>
+              <a:graphicFrameLocks xmlns:a="http://schemas.openxmlformats.org/drawingml/2006/main" noChangeAspect="1"/>
             </wp:cNvGraphicFramePr>
-            <a:graphic>
+            <a:graphic xmlns:a="http://schemas.openxmlformats.org/drawingml/2006/main">
               <a:graphicData uri="http://schemas.openxmlformats.org/drawingml/2006/picture">
-                <pic:pic>
+                <pic:pic xmlns:pic="http://schemas.openxmlformats.org/drawingml/2006/picture">
                   <pic:nvPicPr>
-                    <pic:cNvPr id="0" name="q09_option_d.png"/>
+                    <pic:cNvPr id="0" name="image.png"/>
                     <pic:cNvPicPr/>
                   </pic:nvPicPr>
                   <pic:blipFill>
-                    <a:blip r:embed="rId8"/>
+                    <a:blip r:embed="rId31"/>
+                    <a:stretch>
+                      <a:fillRect/>
+                    </a:stretch>
+                  </pic:blipFill>
+                  <pic:spPr>
+                    <a:xfrm>
+                      <a:off x="0" y="0"/>
+                      <a:ext cx="3977639" cy="2604779"/>
+                    </a:xfrm>
+                    <a:prstGeom prst="rect">
+                      <a:avLst/>
+                    </a:prstGeom>
+                  </pic:spPr>
+                </pic:pic>
+              </a:graphicData>
+            </a:graphic>
+          </wp:inline>
+        </w:drawing>
+      </w:r>
+    </w:p>
+    <w:p>
+      <w:pPr>
+        <w:jc w:val="left"/>
+      </w:pPr>
+    </w:p>
+    <w:p>
+      <w:pPr>
+        <w:keepNext/>
+        <w:jc w:val="left"/>
+      </w:pPr>
+      <w:r>
+        <w:rPr>
+          <w:rtl/>
+        </w:rPr>
+        <w:t xml:space="preserve">ו. </w:t>
+      </w:r>
+    </w:p>
+    <w:p>
+      <w:pPr>
+        <w:jc w:val="center"/>
+      </w:pPr>
+      <w:r>
+        <w:rPr>
+          <w:noProof/>
+        </w:rPr>
+        <w:drawing>
+          <wp:inline distT="0" distB="0" distL="0" distR="0" wp14:anchorId="26887343" wp14:editId="5BBA9BD1">
+            <wp:extent cx="3977639" cy="2218499"/>
+            <wp:effectExtent l="0" t="0" r="0" b="0"/>
+            <wp:docPr id="583" name="Picture 583"/>
+            <wp:cNvGraphicFramePr>
+              <a:graphicFrameLocks xmlns:a="http://schemas.openxmlformats.org/drawingml/2006/main" noChangeAspect="1"/>
+            </wp:cNvGraphicFramePr>
+            <a:graphic xmlns:a="http://schemas.openxmlformats.org/drawingml/2006/main">
+              <a:graphicData uri="http://schemas.openxmlformats.org/drawingml/2006/picture">
+                <pic:pic xmlns:pic="http://schemas.openxmlformats.org/drawingml/2006/picture">
+                  <pic:nvPicPr>
+                    <pic:cNvPr id="0" name="image.png"/>
+                    <pic:cNvPicPr/>
+                  </pic:nvPicPr>
+                  <pic:blipFill>
+                    <a:blip r:embed="rId32"/>
                     <a:stretch>
                       <a:fillRect/>
                     </a:stretch>
@@ -12087,7 +12131,9 @@
                       <a:off x="0" y="0"/>
                       <a:ext cx="3977639" cy="2218499"/>
                     </a:xfrm>
-                    <a:prstGeom prst="rect"/>
+                    <a:prstGeom prst="rect">
+                      <a:avLst/>
+                    </a:prstGeom>
                   </pic:spPr>
                 </pic:pic>
               </a:graphicData>
@@ -12098,302 +12144,188 @@
     </w:p>
     <w:p>
       <w:pPr>
-        <w:jc w:val="center"/>
+        <w:jc w:val="left"/>
       </w:pPr>
     </w:p>
     <w:p>
       <w:pPr>
+        <w:pageBreakBefore/>
         <w:jc w:val="left"/>
-      </w:pPr>
+        <w:rPr>
+          <w:lang w:bidi="he-IL"/>
+        </w:rPr>
+      </w:pPr>
+      <w:r>
+        <w:rPr>
+          <w:rtl/>
+        </w:rPr>
+        <w:lastRenderedPageBreak/>
+        <w:t xml:space="preserve">10. </w:t>
+      </w:r>
+      <w:r>
+        <w:rPr>
+          <w:rtl/>
+          <w:lang w:bidi="he-IL"/>
+        </w:rPr>
+        <w:t>בשאלה</w:t>
+      </w:r>
+      <w:r>
+        <w:rPr>
+          <w:rtl/>
+        </w:rPr>
+        <w:t xml:space="preserve"> </w:t>
+      </w:r>
+      <w:r>
+        <w:rPr>
+          <w:rtl/>
+          <w:lang w:bidi="he-IL"/>
+        </w:rPr>
+        <w:t>זו</w:t>
+      </w:r>
+      <w:r>
+        <w:rPr>
+          <w:rtl/>
+        </w:rPr>
+        <w:t xml:space="preserve"> </w:t>
+      </w:r>
+      <w:r>
+        <w:rPr>
+          <w:rtl/>
+          <w:lang w:bidi="he-IL"/>
+        </w:rPr>
+        <w:t>נשתמש</w:t>
+      </w:r>
+      <w:r>
+        <w:rPr>
+          <w:rtl/>
+        </w:rPr>
+        <w:t xml:space="preserve"> </w:t>
+      </w:r>
+      <w:r>
+        <w:rPr>
+          <w:rtl/>
+          <w:lang w:bidi="he-IL"/>
+        </w:rPr>
+        <w:t>בכללי</w:t>
+      </w:r>
+      <w:r>
+        <w:rPr>
+          <w:rtl/>
+        </w:rPr>
+        <w:t xml:space="preserve"> </w:t>
+      </w:r>
+      <w:r>
+        <w:rPr>
+          <w:rtl/>
+          <w:lang w:bidi="he-IL"/>
+        </w:rPr>
+        <w:t>הגזירה</w:t>
+      </w:r>
+      <w:r>
+        <w:rPr>
+          <w:rtl/>
+        </w:rPr>
+        <w:t xml:space="preserve"> </w:t>
+      </w:r>
+      <w:r>
+        <w:rPr>
+          <w:rtl/>
+          <w:lang w:bidi="he-IL"/>
+        </w:rPr>
+        <w:t>הבאים</w:t>
+      </w:r>
+      <w:r>
+        <w:rPr>
+          <w:rtl/>
+        </w:rPr>
+        <w:t xml:space="preserve"> </w:t>
+      </w:r>
+      <w:r>
+        <w:rPr>
+          <w:rtl/>
+          <w:lang w:bidi="he-IL"/>
+        </w:rPr>
+        <w:t>להרכבת</w:t>
+      </w:r>
+      <w:r>
+        <w:rPr>
+          <w:rtl/>
+        </w:rPr>
+        <w:t xml:space="preserve"> </w:t>
+      </w:r>
+      <w:r>
+        <w:rPr>
+          <w:rtl/>
+          <w:lang w:bidi="he-IL"/>
+        </w:rPr>
+        <w:t>שתי</w:t>
+      </w:r>
+      <w:r>
+        <w:rPr>
+          <w:rtl/>
+        </w:rPr>
+        <w:t xml:space="preserve"> </w:t>
+      </w:r>
+      <w:r>
+        <w:rPr>
+          <w:rtl/>
+          <w:lang w:bidi="he-IL"/>
+        </w:rPr>
+        <w:t>מערכות</w:t>
+      </w:r>
+      <w:r>
+        <w:rPr>
+          <w:rtl/>
+        </w:rPr>
+        <w:t xml:space="preserve"> </w:t>
+      </w:r>
+      <w:r>
+        <w:rPr>
+          <w:rtl/>
+          <w:lang w:bidi="he-IL"/>
+        </w:rPr>
+        <w:t>מעברים</w:t>
+      </w:r>
+      <w:r>
+        <w:rPr>
+          <w:rtl/>
+        </w:rPr>
+        <w:t>.</w:t>
+      </w:r>
+      <w:r>
+        <w:rPr>
+          <w:rFonts w:hint="cs"/>
+          <w:rtl/>
+          <w:lang w:bidi="he-IL"/>
+        </w:rPr>
+        <w:t>:</w:t>
+      </w:r>
     </w:p>
     <w:p>
       <w:pPr>
-        <w:keepNext/>
-        <w:jc w:val="left"/>
-      </w:pPr>
-      <w:r>
-        <w:rPr>
-          <w:rtl/>
-        </w:rPr>
-        <w:t xml:space="preserve">ה. </w:t>
-      </w:r>
-    </w:p>
-    <w:p>
-      <w:pPr>
         <w:jc w:val="center"/>
       </w:pPr>
       <w:r>
+        <w:rPr>
+          <w:noProof/>
+        </w:rPr>
         <w:drawing>
-          <wp:inline xmlns:a="http://schemas.openxmlformats.org/drawingml/2006/main" xmlns:pic="http://schemas.openxmlformats.org/drawingml/2006/picture">
-            <wp:extent cx="3977639" cy="2604779"/>
-            <wp:docPr id="547" name="Picture 547"/>
+          <wp:inline distT="0" distB="0" distL="0" distR="0" wp14:anchorId="20F88FE6" wp14:editId="7AB51E67">
+            <wp:extent cx="6190488" cy="2366297"/>
+            <wp:effectExtent l="0" t="0" r="0" b="0"/>
+            <wp:docPr id="584" name="Picture 584"/>
             <wp:cNvGraphicFramePr>
-              <a:graphicFrameLocks noChangeAspect="1"/>
+              <a:graphicFrameLocks xmlns:a="http://schemas.openxmlformats.org/drawingml/2006/main" noChangeAspect="1"/>
             </wp:cNvGraphicFramePr>
-            <a:graphic>
+            <a:graphic xmlns:a="http://schemas.openxmlformats.org/drawingml/2006/main">
               <a:graphicData uri="http://schemas.openxmlformats.org/drawingml/2006/picture">
-                <pic:pic>
+                <pic:pic xmlns:pic="http://schemas.openxmlformats.org/drawingml/2006/picture">
                   <pic:nvPicPr>
                     <pic:cNvPr id="0" name="image.png"/>
                     <pic:cNvPicPr/>
                   </pic:nvPicPr>
                   <pic:blipFill>
-                    <a:blip r:embed="rId9"/>
-                    <a:stretch>
-                      <a:fillRect/>
-                    </a:stretch>
-                  </pic:blipFill>
-                  <pic:spPr>
-                    <a:xfrm>
-                      <a:off x="0" y="0"/>
-                      <a:ext cx="3977639" cy="2604779"/>
-                    </a:xfrm>
-                    <a:prstGeom prst="rect"/>
-                  </pic:spPr>
-                </pic:pic>
-              </a:graphicData>
-            </a:graphic>
-          </wp:inline>
-        </w:drawing>
-      </w:r>
-    </w:p>
-    <w:p>
-      <w:pPr>
-        <w:jc w:val="left"/>
-      </w:pPr>
-    </w:p>
-    <w:p>
-      <w:pPr>
-        <w:keepNext/>
-        <w:jc w:val="left"/>
-      </w:pPr>
-      <w:r>
-        <w:rPr>
-          <w:rtl/>
-        </w:rPr>
-        <w:lastRenderedPageBreak/>
-        <w:t xml:space="preserve">ו. </w:t>
-      </w:r>
-    </w:p>
-    <w:p>
-      <w:pPr>
-        <w:jc w:val="center"/>
-      </w:pPr>
-      <w:r>
-        <w:drawing>
-          <wp:inline xmlns:a="http://schemas.openxmlformats.org/drawingml/2006/main" xmlns:pic="http://schemas.openxmlformats.org/drawingml/2006/picture">
-            <wp:extent cx="3977639" cy="2218499"/>
-            <wp:docPr id="548" name="Picture 548"/>
-            <wp:cNvGraphicFramePr>
-              <a:graphicFrameLocks noChangeAspect="1"/>
-            </wp:cNvGraphicFramePr>
-            <a:graphic>
-              <a:graphicData uri="http://schemas.openxmlformats.org/drawingml/2006/picture">
-                <pic:pic>
-                  <pic:nvPicPr>
-                    <pic:cNvPr id="0" name="image.png"/>
-                    <pic:cNvPicPr/>
-                  </pic:nvPicPr>
-                  <pic:blipFill>
-                    <a:blip r:embed="rId10"/>
-                    <a:stretch>
-                      <a:fillRect/>
-                    </a:stretch>
-                  </pic:blipFill>
-                  <pic:spPr>
-                    <a:xfrm>
-                      <a:off x="0" y="0"/>
-                      <a:ext cx="3977639" cy="2218499"/>
-                    </a:xfrm>
-                    <a:prstGeom prst="rect"/>
-                  </pic:spPr>
-                </pic:pic>
-              </a:graphicData>
-            </a:graphic>
-          </wp:inline>
-        </w:drawing>
-      </w:r>
-    </w:p>
-    <w:p>
-      <w:pPr>
-        <w:jc w:val="left"/>
-      </w:pPr>
-    </w:p>
-    <w:p>
-      <w:pPr>
-        <w:pageBreakBefore/>
-        <w:jc w:val="left"/>
-        <w:rPr>
-          <w:lang w:bidi="he-IL"/>
-        </w:rPr>
-      </w:pPr>
-      <w:r>
-        <w:rPr>
-          <w:rtl/>
-        </w:rPr>
-        <w:lastRenderedPageBreak/>
-        <w:t xml:space="preserve">10. </w:t>
-      </w:r>
-      <w:r>
-        <w:rPr>
-          <w:rtl/>
-          <w:lang w:bidi="he-IL"/>
-        </w:rPr>
-        <w:t>בשאלה</w:t>
-      </w:r>
-      <w:r>
-        <w:rPr>
-          <w:rtl/>
-        </w:rPr>
-        <w:t xml:space="preserve"> </w:t>
-      </w:r>
-      <w:r>
-        <w:rPr>
-          <w:rtl/>
-          <w:lang w:bidi="he-IL"/>
-        </w:rPr>
-        <w:t>זו</w:t>
-      </w:r>
-      <w:r>
-        <w:rPr>
-          <w:rtl/>
-        </w:rPr>
-        <w:t xml:space="preserve"> </w:t>
-      </w:r>
-      <w:r>
-        <w:rPr>
-          <w:rtl/>
-          <w:lang w:bidi="he-IL"/>
-        </w:rPr>
-        <w:t>נשתמש</w:t>
-      </w:r>
-      <w:r>
-        <w:rPr>
-          <w:rtl/>
-        </w:rPr>
-        <w:t xml:space="preserve"> </w:t>
-      </w:r>
-      <w:r>
-        <w:rPr>
-          <w:rtl/>
-          <w:lang w:bidi="he-IL"/>
-        </w:rPr>
-        <w:t>בכללי</w:t>
-      </w:r>
-      <w:r>
-        <w:rPr>
-          <w:rtl/>
-        </w:rPr>
-        <w:t xml:space="preserve"> </w:t>
-      </w:r>
-      <w:r>
-        <w:rPr>
-          <w:rtl/>
-          <w:lang w:bidi="he-IL"/>
-        </w:rPr>
-        <w:t>הגזירה</w:t>
-      </w:r>
-      <w:r>
-        <w:rPr>
-          <w:rtl/>
-        </w:rPr>
-        <w:t xml:space="preserve"> </w:t>
-      </w:r>
-      <w:r>
-        <w:rPr>
-          <w:rtl/>
-          <w:lang w:bidi="he-IL"/>
-        </w:rPr>
-        <w:t>הבאים</w:t>
-      </w:r>
-      <w:r>
-        <w:rPr>
-          <w:rtl/>
-        </w:rPr>
-        <w:t xml:space="preserve"> </w:t>
-      </w:r>
-      <w:r>
-        <w:rPr>
-          <w:rtl/>
-          <w:lang w:bidi="he-IL"/>
-        </w:rPr>
-        <w:t>להרכבת</w:t>
-      </w:r>
-      <w:r>
-        <w:rPr>
-          <w:rtl/>
-        </w:rPr>
-        <w:t xml:space="preserve"> </w:t>
-      </w:r>
-      <w:r>
-        <w:rPr>
-          <w:rtl/>
-          <w:lang w:bidi="he-IL"/>
-        </w:rPr>
-        <w:t>שתי</w:t>
-      </w:r>
-      <w:r>
-        <w:rPr>
-          <w:rtl/>
-        </w:rPr>
-        <w:t xml:space="preserve"> </w:t>
-      </w:r>
-      <w:r>
-        <w:rPr>
-          <w:rtl/>
-          <w:lang w:bidi="he-IL"/>
-        </w:rPr>
-        <w:t>מערכות</w:t>
-      </w:r>
-      <w:r>
-        <w:rPr>
-          <w:rtl/>
-        </w:rPr>
-        <w:t xml:space="preserve"> </w:t>
-      </w:r>
-      <w:r>
-        <w:rPr>
-          <w:rtl/>
-          <w:lang w:bidi="he-IL"/>
-        </w:rPr>
-        <w:t>מעברים</w:t>
-      </w:r>
-      <w:r>
-        <w:rPr>
-          <w:rtl/>
-        </w:rPr>
-        <w:t>.</w:t>
-      </w:r>
-      <w:r>
-        <w:rPr>
-          <w:rFonts w:hint="cs"/>
-          <w:rtl/>
-          <w:lang w:bidi="he-IL"/>
-        </w:rPr>
-        <w:t>:</w:t>
-      </w:r>
-    </w:p>
-    <w:p>
-      <w:pPr>
-        <w:jc w:val="center"/>
-      </w:pPr>
-      <w:r>
-        <w:drawing>
-          <wp:inline xmlns:a="http://schemas.openxmlformats.org/drawingml/2006/main" xmlns:pic="http://schemas.openxmlformats.org/drawingml/2006/picture">
-            <wp:extent cx="6190488" cy="2366297"/>
-            <wp:docPr id="549" name="Picture 549"/>
-            <wp:cNvGraphicFramePr>
-              <a:graphicFrameLocks noChangeAspect="1"/>
-            </wp:cNvGraphicFramePr>
-            <a:graphic>
-              <a:graphicData uri="http://schemas.openxmlformats.org/drawingml/2006/picture">
-                <pic:pic>
-                  <pic:nvPicPr>
-                    <pic:cNvPr id="0" name="image.png"/>
-                    <pic:cNvPicPr/>
-                  </pic:nvPicPr>
-                  <pic:blipFill>
-                    <a:blip r:embed="rId70"/>
+                    <a:blip r:embed="rId33"/>
                     <a:stretch>
                       <a:fillRect/>
                     </a:stretch>
@@ -12403,7 +12335,9 @@
                       <a:off x="0" y="0"/>
                       <a:ext cx="6190488" cy="2366297"/>
                     </a:xfrm>
-                    <a:prstGeom prst="rect"/>
+                    <a:prstGeom prst="rect">
+                      <a:avLst/>
+                    </a:prstGeom>
                   </pic:spPr>
                 </pic:pic>
               </a:graphicData>
@@ -12414,41 +12348,90 @@
     </w:p>
     <w:p>
       <w:pPr>
-        <w:jc w:val="left"/>
-      </w:pPr>
-    </w:p>
-    <w:p>
-      <w:pPr>
-        <w:jc w:val="left"/>
-      </w:pPr>
-      <w:r>
-        <w:rPr>
-          <w:rtl/>
-        </w:rPr>
-        <w:t>נתונות שתי מערכות המעברים:</w:t>
-      </w:r>
-    </w:p>
-    <w:p>
-      <w:pPr>
         <w:jc w:val="center"/>
       </w:pPr>
       <w:r>
+        <w:rPr>
+          <w:noProof/>
+        </w:rPr>
         <w:drawing>
-          <wp:inline xmlns:a="http://schemas.openxmlformats.org/drawingml/2006/main" xmlns:pic="http://schemas.openxmlformats.org/drawingml/2006/picture">
-            <wp:extent cx="6190488" cy="2629714"/>
-            <wp:docPr id="550" name="Picture 550"/>
+          <wp:inline distT="0" distB="0" distL="0" distR="0" wp14:anchorId="115C49EF" wp14:editId="1C8D1AB0">
+            <wp:extent cx="6190488" cy="2366297"/>
+            <wp:effectExtent l="0" t="0" r="0" b="0"/>
+            <wp:docPr id="549" name="Picture 549"/>
             <wp:cNvGraphicFramePr>
-              <a:graphicFrameLocks noChangeAspect="1"/>
+              <a:graphicFrameLocks xmlns:a="http://schemas.openxmlformats.org/drawingml/2006/main" noChangeAspect="1"/>
             </wp:cNvGraphicFramePr>
-            <a:graphic>
+            <a:graphic xmlns:a="http://schemas.openxmlformats.org/drawingml/2006/main">
               <a:graphicData uri="http://schemas.openxmlformats.org/drawingml/2006/picture">
-                <pic:pic>
+                <pic:pic xmlns:pic="http://schemas.openxmlformats.org/drawingml/2006/picture">
                   <pic:nvPicPr>
                     <pic:cNvPr id="0" name="image.png"/>
                     <pic:cNvPicPr/>
                   </pic:nvPicPr>
                   <pic:blipFill>
-                    <a:blip r:embed="rId71"/>
+                    <a:blip r:embed="rId33"/>
+                    <a:stretch>
+                      <a:fillRect/>
+                    </a:stretch>
+                  </pic:blipFill>
+                  <pic:spPr>
+                    <a:xfrm>
+                      <a:off x="0" y="0"/>
+                      <a:ext cx="6190488" cy="2366297"/>
+                    </a:xfrm>
+                    <a:prstGeom prst="rect">
+                      <a:avLst/>
+                    </a:prstGeom>
+                  </pic:spPr>
+                </pic:pic>
+              </a:graphicData>
+            </a:graphic>
+          </wp:inline>
+        </w:drawing>
+      </w:r>
+    </w:p>
+    <w:p>
+      <w:pPr>
+        <w:jc w:val="left"/>
+      </w:pPr>
+    </w:p>
+    <w:p>
+      <w:pPr>
+        <w:jc w:val="left"/>
+      </w:pPr>
+      <w:r>
+        <w:rPr>
+          <w:rtl/>
+        </w:rPr>
+        <w:t>נתונות שתי מערכות המעברים:</w:t>
+      </w:r>
+    </w:p>
+    <w:p>
+      <w:pPr>
+        <w:jc w:val="center"/>
+      </w:pPr>
+      <w:r>
+        <w:rPr>
+          <w:noProof/>
+        </w:rPr>
+        <w:drawing>
+          <wp:inline distT="0" distB="0" distL="0" distR="0" wp14:anchorId="6C4582A3" wp14:editId="41B1A9F7">
+            <wp:extent cx="6190488" cy="2629714"/>
+            <wp:effectExtent l="0" t="0" r="0" b="0"/>
+            <wp:docPr id="585" name="Picture 585"/>
+            <wp:cNvGraphicFramePr>
+              <a:graphicFrameLocks xmlns:a="http://schemas.openxmlformats.org/drawingml/2006/main" noChangeAspect="1"/>
+            </wp:cNvGraphicFramePr>
+            <a:graphic xmlns:a="http://schemas.openxmlformats.org/drawingml/2006/main">
+              <a:graphicData uri="http://schemas.openxmlformats.org/drawingml/2006/picture">
+                <pic:pic xmlns:pic="http://schemas.openxmlformats.org/drawingml/2006/picture">
+                  <pic:nvPicPr>
+                    <pic:cNvPr id="0" name="image.png"/>
+                    <pic:cNvPicPr/>
+                  </pic:nvPicPr>
+                  <pic:blipFill>
+                    <a:blip r:embed="rId34"/>
                     <a:stretch>
                       <a:fillRect/>
                     </a:stretch>
@@ -12458,7 +12441,9 @@
                       <a:off x="0" y="0"/>
                       <a:ext cx="6190488" cy="2629714"/>
                     </a:xfrm>
-                    <a:prstGeom prst="rect"/>
+                    <a:prstGeom prst="rect">
+                      <a:avLst/>
+                    </a:prstGeom>
                   </pic:spPr>
                 </pic:pic>
               </a:graphicData>
@@ -12656,7 +12641,6 @@
         <w:rPr>
           <w:rtl/>
         </w:rPr>
-        <w:lastRenderedPageBreak/>
         <w:t xml:space="preserve">א. </w:t>
       </w:r>
     </w:p>
@@ -12665,22 +12649,26 @@
         <w:jc w:val="center"/>
       </w:pPr>
       <w:r>
+        <w:rPr>
+          <w:noProof/>
+        </w:rPr>
         <w:drawing>
-          <wp:inline xmlns:a="http://schemas.openxmlformats.org/drawingml/2006/main" xmlns:pic="http://schemas.openxmlformats.org/drawingml/2006/picture">
+          <wp:inline distT="0" distB="0" distL="0" distR="0" wp14:anchorId="57D24138" wp14:editId="381CEF0A">
             <wp:extent cx="3977639" cy="2096579"/>
-            <wp:docPr id="551" name="Picture 551"/>
+            <wp:effectExtent l="0" t="0" r="0" b="0"/>
+            <wp:docPr id="586" name="Picture 586"/>
             <wp:cNvGraphicFramePr>
-              <a:graphicFrameLocks noChangeAspect="1"/>
+              <a:graphicFrameLocks xmlns:a="http://schemas.openxmlformats.org/drawingml/2006/main" noChangeAspect="1"/>
             </wp:cNvGraphicFramePr>
-            <a:graphic>
+            <a:graphic xmlns:a="http://schemas.openxmlformats.org/drawingml/2006/main">
               <a:graphicData uri="http://schemas.openxmlformats.org/drawingml/2006/picture">
-                <pic:pic>
+                <pic:pic xmlns:pic="http://schemas.openxmlformats.org/drawingml/2006/picture">
                   <pic:nvPicPr>
-                    <pic:cNvPr id="0" name="q10_option_a.png"/>
+                    <pic:cNvPr id="0" name="image.png"/>
                     <pic:cNvPicPr/>
                   </pic:nvPicPr>
                   <pic:blipFill>
-                    <a:blip r:embed="rId18"/>
+                    <a:blip r:embed="rId35"/>
                     <a:stretch>
                       <a:fillRect/>
                     </a:stretch>
@@ -12690,7 +12678,9 @@
                       <a:off x="0" y="0"/>
                       <a:ext cx="3977639" cy="2096579"/>
                     </a:xfrm>
-                    <a:prstGeom prst="rect"/>
+                    <a:prstGeom prst="rect">
+                      <a:avLst/>
+                    </a:prstGeom>
                   </pic:spPr>
                 </pic:pic>
               </a:graphicData>
@@ -12720,22 +12710,26 @@
         <w:jc w:val="center"/>
       </w:pPr>
       <w:r>
+        <w:rPr>
+          <w:noProof/>
+        </w:rPr>
         <w:drawing>
-          <wp:inline xmlns:a="http://schemas.openxmlformats.org/drawingml/2006/main" xmlns:pic="http://schemas.openxmlformats.org/drawingml/2006/picture">
+          <wp:inline distT="0" distB="0" distL="0" distR="0" wp14:anchorId="490B2979" wp14:editId="4C42F4CD">
             <wp:extent cx="3977639" cy="2255216"/>
-            <wp:docPr id="552" name="Picture 552"/>
+            <wp:effectExtent l="0" t="0" r="0" b="0"/>
+            <wp:docPr id="587" name="Picture 587"/>
             <wp:cNvGraphicFramePr>
-              <a:graphicFrameLocks noChangeAspect="1"/>
+              <a:graphicFrameLocks xmlns:a="http://schemas.openxmlformats.org/drawingml/2006/main" noChangeAspect="1"/>
             </wp:cNvGraphicFramePr>
-            <a:graphic>
+            <a:graphic xmlns:a="http://schemas.openxmlformats.org/drawingml/2006/main">
               <a:graphicData uri="http://schemas.openxmlformats.org/drawingml/2006/picture">
-                <pic:pic>
+                <pic:pic xmlns:pic="http://schemas.openxmlformats.org/drawingml/2006/picture">
                   <pic:nvPicPr>
-                    <pic:cNvPr id="0" name="q10_option_b.png"/>
+                    <pic:cNvPr id="0" name="image.png"/>
                     <pic:cNvPicPr/>
                   </pic:nvPicPr>
                   <pic:blipFill>
-                    <a:blip r:embed="rId19"/>
+                    <a:blip r:embed="rId36"/>
                     <a:stretch>
                       <a:fillRect/>
                     </a:stretch>
@@ -12745,7 +12739,9 @@
                       <a:off x="0" y="0"/>
                       <a:ext cx="3977639" cy="2255216"/>
                     </a:xfrm>
-                    <a:prstGeom prst="rect"/>
+                    <a:prstGeom prst="rect">
+                      <a:avLst/>
+                    </a:prstGeom>
                   </pic:spPr>
                 </pic:pic>
               </a:graphicData>
@@ -12756,42 +12752,42 @@
     </w:p>
     <w:p>
       <w:pPr>
+        <w:keepNext/>
         <w:jc w:val="left"/>
       </w:pPr>
+      <w:r>
+        <w:rPr>
+          <w:rtl/>
+        </w:rPr>
+        <w:lastRenderedPageBreak/>
+        <w:t xml:space="preserve">ג. </w:t>
+      </w:r>
     </w:p>
     <w:p>
       <w:pPr>
-        <w:keepNext/>
-        <w:jc w:val="left"/>
-      </w:pPr>
-      <w:r>
-        <w:rPr>
-          <w:rtl/>
-        </w:rPr>
-        <w:t xml:space="preserve">ג. </w:t>
-      </w:r>
-    </w:p>
-    <w:p>
-      <w:pPr>
         <w:jc w:val="center"/>
       </w:pPr>
       <w:r>
+        <w:rPr>
+          <w:noProof/>
+        </w:rPr>
         <w:drawing>
-          <wp:inline xmlns:a="http://schemas.openxmlformats.org/drawingml/2006/main" xmlns:pic="http://schemas.openxmlformats.org/drawingml/2006/picture">
+          <wp:inline distT="0" distB="0" distL="0" distR="0" wp14:anchorId="3FB64140" wp14:editId="4DF219DA">
             <wp:extent cx="3977639" cy="2255216"/>
-            <wp:docPr id="553" name="Picture 553"/>
+            <wp:effectExtent l="0" t="0" r="0" b="0"/>
+            <wp:docPr id="588" name="Picture 588"/>
             <wp:cNvGraphicFramePr>
-              <a:graphicFrameLocks noChangeAspect="1"/>
+              <a:graphicFrameLocks xmlns:a="http://schemas.openxmlformats.org/drawingml/2006/main" noChangeAspect="1"/>
             </wp:cNvGraphicFramePr>
-            <a:graphic>
+            <a:graphic xmlns:a="http://schemas.openxmlformats.org/drawingml/2006/main">
               <a:graphicData uri="http://schemas.openxmlformats.org/drawingml/2006/picture">
-                <pic:pic>
+                <pic:pic xmlns:pic="http://schemas.openxmlformats.org/drawingml/2006/picture">
                   <pic:nvPicPr>
-                    <pic:cNvPr id="0" name="q10_option_c.png"/>
+                    <pic:cNvPr id="0" name="image.png"/>
                     <pic:cNvPicPr/>
                   </pic:nvPicPr>
                   <pic:blipFill>
-                    <a:blip r:embed="rId20"/>
+                    <a:blip r:embed="rId37"/>
                     <a:stretch>
                       <a:fillRect/>
                     </a:stretch>
@@ -12801,7 +12797,9 @@
                       <a:off x="0" y="0"/>
                       <a:ext cx="3977639" cy="2255216"/>
                     </a:xfrm>
-                    <a:prstGeom prst="rect"/>
+                    <a:prstGeom prst="rect">
+                      <a:avLst/>
+                    </a:prstGeom>
                   </pic:spPr>
                 </pic:pic>
               </a:graphicData>
@@ -12819,7 +12817,6 @@
         <w:rPr>
           <w:rtl/>
         </w:rPr>
-        <w:lastRenderedPageBreak/>
         <w:t xml:space="preserve">ד. </w:t>
       </w:r>
     </w:p>
@@ -12828,22 +12825,26 @@
         <w:jc w:val="center"/>
       </w:pPr>
       <w:r>
+        <w:rPr>
+          <w:noProof/>
+        </w:rPr>
         <w:drawing>
-          <wp:inline xmlns:a="http://schemas.openxmlformats.org/drawingml/2006/main" xmlns:pic="http://schemas.openxmlformats.org/drawingml/2006/picture">
+          <wp:inline distT="0" distB="0" distL="0" distR="0" wp14:anchorId="5BD6A5B9" wp14:editId="54A088C4">
             <wp:extent cx="3977639" cy="2255216"/>
-            <wp:docPr id="554" name="Picture 554"/>
+            <wp:effectExtent l="0" t="0" r="0" b="0"/>
+            <wp:docPr id="589" name="Picture 589"/>
             <wp:cNvGraphicFramePr>
-              <a:graphicFrameLocks noChangeAspect="1"/>
+              <a:graphicFrameLocks xmlns:a="http://schemas.openxmlformats.org/drawingml/2006/main" noChangeAspect="1"/>
             </wp:cNvGraphicFramePr>
-            <a:graphic>
+            <a:graphic xmlns:a="http://schemas.openxmlformats.org/drawingml/2006/main">
               <a:graphicData uri="http://schemas.openxmlformats.org/drawingml/2006/picture">
-                <pic:pic>
+                <pic:pic xmlns:pic="http://schemas.openxmlformats.org/drawingml/2006/picture">
                   <pic:nvPicPr>
-                    <pic:cNvPr id="0" name="q10_option_d.png"/>
+                    <pic:cNvPr id="0" name="image.png"/>
                     <pic:cNvPicPr/>
                   </pic:nvPicPr>
                   <pic:blipFill>
-                    <a:blip r:embed="rId21"/>
+                    <a:blip r:embed="rId38"/>
                     <a:stretch>
                       <a:fillRect/>
                     </a:stretch>
@@ -12853,7 +12854,9 @@
                       <a:off x="0" y="0"/>
                       <a:ext cx="3977639" cy="2255216"/>
                     </a:xfrm>
-                    <a:prstGeom prst="rect"/>
+                    <a:prstGeom prst="rect">
+                      <a:avLst/>
+                    </a:prstGeom>
                   </pic:spPr>
                 </pic:pic>
               </a:graphicData>
@@ -12866,74 +12869,44 @@
       <w:pPr>
         <w:jc w:val="center"/>
       </w:pPr>
-      <w:r>
+    </w:p>
+    <w:p>
+      <w:pPr>
+        <w:keepNext/>
+        <w:jc w:val="left"/>
+      </w:pPr>
+      <w:r>
+        <w:rPr>
+          <w:rtl/>
+        </w:rPr>
+        <w:t xml:space="preserve">ה. </w:t>
+      </w:r>
+    </w:p>
+    <w:p>
+      <w:pPr>
+        <w:jc w:val="center"/>
+      </w:pPr>
+      <w:r>
+        <w:rPr>
+          <w:noProof/>
+        </w:rPr>
         <w:drawing>
-          <wp:inline xmlns:a="http://schemas.openxmlformats.org/drawingml/2006/main" xmlns:pic="http://schemas.openxmlformats.org/drawingml/2006/picture">
-            <wp:extent cx="3977639" cy="2439730"/>
-            <wp:docPr id="484" name="Picture 484"/>
+          <wp:inline distT="0" distB="0" distL="0" distR="0" wp14:anchorId="1A24EC9D" wp14:editId="1595F0BF">
+            <wp:extent cx="3977639" cy="2096579"/>
+            <wp:effectExtent l="0" t="0" r="0" b="0"/>
+            <wp:docPr id="590" name="Picture 590"/>
             <wp:cNvGraphicFramePr>
-              <a:graphicFrameLocks noChangeAspect="1"/>
+              <a:graphicFrameLocks xmlns:a="http://schemas.openxmlformats.org/drawingml/2006/main" noChangeAspect="1"/>
             </wp:cNvGraphicFramePr>
-            <a:graphic>
+            <a:graphic xmlns:a="http://schemas.openxmlformats.org/drawingml/2006/main">
               <a:graphicData uri="http://schemas.openxmlformats.org/drawingml/2006/picture">
-                <pic:pic>
+                <pic:pic xmlns:pic="http://schemas.openxmlformats.org/drawingml/2006/picture">
                   <pic:nvPicPr>
                     <pic:cNvPr id="0" name="image.png"/>
                     <pic:cNvPicPr/>
                   </pic:nvPicPr>
                   <pic:blipFill>
-                    <a:blip r:embed="rId75"/>
-                    <a:stretch>
-                      <a:fillRect/>
-                    </a:stretch>
-                  </pic:blipFill>
-                  <pic:spPr>
-                    <a:xfrm>
-                      <a:off x="0" y="0"/>
-                      <a:ext cx="3977639" cy="2439730"/>
-                    </a:xfrm>
-                    <a:prstGeom prst="rect"/>
-                  </pic:spPr>
-                </pic:pic>
-              </a:graphicData>
-            </a:graphic>
-          </wp:inline>
-        </w:drawing>
-      </w:r>
-    </w:p>
-    <w:p>
-      <w:pPr>
-        <w:keepNext/>
-        <w:jc w:val="left"/>
-      </w:pPr>
-      <w:r>
-        <w:rPr>
-          <w:rtl/>
-        </w:rPr>
-        <w:t xml:space="preserve">ה. </w:t>
-      </w:r>
-    </w:p>
-    <w:p>
-      <w:pPr>
-        <w:jc w:val="center"/>
-      </w:pPr>
-      <w:r>
-        <w:drawing>
-          <wp:inline xmlns:a="http://schemas.openxmlformats.org/drawingml/2006/main" xmlns:pic="http://schemas.openxmlformats.org/drawingml/2006/picture">
-            <wp:extent cx="3977639" cy="2096579"/>
-            <wp:docPr id="555" name="Picture 555"/>
-            <wp:cNvGraphicFramePr>
-              <a:graphicFrameLocks noChangeAspect="1"/>
-            </wp:cNvGraphicFramePr>
-            <a:graphic>
-              <a:graphicData uri="http://schemas.openxmlformats.org/drawingml/2006/picture">
-                <pic:pic>
-                  <pic:nvPicPr>
-                    <pic:cNvPr id="0" name="q10_option_e.png"/>
-                    <pic:cNvPicPr/>
-                  </pic:nvPicPr>
-                  <pic:blipFill>
-                    <a:blip r:embed="rId22"/>
+                    <a:blip r:embed="rId39"/>
                     <a:stretch>
                       <a:fillRect/>
                     </a:stretch>
@@ -12943,7 +12916,9 @@
                       <a:off x="0" y="0"/>
                       <a:ext cx="3977639" cy="2096579"/>
                     </a:xfrm>
-                    <a:prstGeom prst="rect"/>
+                    <a:prstGeom prst="rect">
+                      <a:avLst/>
+                    </a:prstGeom>
                   </pic:spPr>
                 </pic:pic>
               </a:graphicData>
@@ -12966,6 +12941,7 @@
         <w:rPr>
           <w:rtl/>
         </w:rPr>
+        <w:lastRenderedPageBreak/>
         <w:t xml:space="preserve">ו. </w:t>
       </w:r>
     </w:p>
@@ -12974,22 +12950,26 @@
         <w:jc w:val="center"/>
       </w:pPr>
       <w:r>
+        <w:rPr>
+          <w:noProof/>
+        </w:rPr>
         <w:drawing>
-          <wp:inline xmlns:a="http://schemas.openxmlformats.org/drawingml/2006/main" xmlns:pic="http://schemas.openxmlformats.org/drawingml/2006/picture">
+          <wp:inline distT="0" distB="0" distL="0" distR="0" wp14:anchorId="34417B39" wp14:editId="4F20F726">
             <wp:extent cx="3977639" cy="2308088"/>
-            <wp:docPr id="556" name="Picture 556"/>
+            <wp:effectExtent l="0" t="0" r="0" b="0"/>
+            <wp:docPr id="591" name="Picture 591"/>
             <wp:cNvGraphicFramePr>
-              <a:graphicFrameLocks noChangeAspect="1"/>
+              <a:graphicFrameLocks xmlns:a="http://schemas.openxmlformats.org/drawingml/2006/main" noChangeAspect="1"/>
             </wp:cNvGraphicFramePr>
-            <a:graphic>
+            <a:graphic xmlns:a="http://schemas.openxmlformats.org/drawingml/2006/main">
               <a:graphicData uri="http://schemas.openxmlformats.org/drawingml/2006/picture">
-                <pic:pic>
+                <pic:pic xmlns:pic="http://schemas.openxmlformats.org/drawingml/2006/picture">
                   <pic:nvPicPr>
-                    <pic:cNvPr id="0" name="q10_option_f.png"/>
+                    <pic:cNvPr id="0" name="image.png"/>
                     <pic:cNvPicPr/>
                   </pic:nvPicPr>
                   <pic:blipFill>
-                    <a:blip r:embed="rId23"/>
+                    <a:blip r:embed="rId40"/>
                     <a:stretch>
                       <a:fillRect/>
                     </a:stretch>
@@ -12999,7 +12979,9 @@
                       <a:off x="0" y="0"/>
                       <a:ext cx="3977639" cy="2308088"/>
                     </a:xfrm>
-                    <a:prstGeom prst="rect"/>
+                    <a:prstGeom prst="rect">
+                      <a:avLst/>
+                    </a:prstGeom>
                   </pic:spPr>
                 </pic:pic>
               </a:graphicData>
